--- a/CAPM Projects/Notes-CAPM/Anubabh_CAPM_Notes.docx
+++ b/CAPM Projects/Notes-CAPM/Anubabh_CAPM_Notes.docx
@@ -6,19 +6,21 @@
       <w:pPr>
         <w:jc w:val="center"/>
         <w:rPr>
-          <w:b/>
-          <w:bCs/>
-          <w:sz w:val="44"/>
-          <w:szCs w:val="44"/>
-          <w:lang w:val="en-US"/>
-        </w:rPr>
-      </w:pPr>
-      <w:r>
-        <w:rPr>
-          <w:b/>
-          <w:bCs/>
-          <w:sz w:val="44"/>
-          <w:szCs w:val="44"/>
+          <w:rFonts w:cstheme="minorHAnsi"/>
+          <w:b/>
+          <w:bCs/>
+          <w:sz w:val="20"/>
+          <w:szCs w:val="20"/>
+          <w:lang w:val="en-US"/>
+        </w:rPr>
+      </w:pPr>
+      <w:r>
+        <w:rPr>
+          <w:rFonts w:cstheme="minorHAnsi"/>
+          <w:b/>
+          <w:bCs/>
+          <w:sz w:val="20"/>
+          <w:szCs w:val="20"/>
           <w:lang w:val="en-US"/>
         </w:rPr>
         <w:t>CAPM NOTES</w:t>
@@ -27,19 +29,21 @@
     <w:p>
       <w:pPr>
         <w:rPr>
-          <w:b/>
-          <w:bCs/>
-          <w:sz w:val="22"/>
-          <w:szCs w:val="22"/>
-          <w:lang w:val="en-US"/>
-        </w:rPr>
-      </w:pPr>
-      <w:r>
-        <w:rPr>
-          <w:b/>
-          <w:bCs/>
-          <w:sz w:val="22"/>
-          <w:szCs w:val="22"/>
+          <w:rFonts w:cstheme="minorHAnsi"/>
+          <w:b/>
+          <w:bCs/>
+          <w:sz w:val="20"/>
+          <w:szCs w:val="20"/>
+          <w:lang w:val="en-US"/>
+        </w:rPr>
+      </w:pPr>
+      <w:r>
+        <w:rPr>
+          <w:rFonts w:cstheme="minorHAnsi"/>
+          <w:b/>
+          <w:bCs/>
+          <w:sz w:val="20"/>
+          <w:szCs w:val="20"/>
           <w:lang w:val="en-US"/>
         </w:rPr>
         <w:t>What is BTP and Cloud Foundry &gt;</w:t>
@@ -48,16 +52,18 @@
     <w:p>
       <w:pPr>
         <w:rPr>
-          <w:sz w:val="22"/>
-          <w:szCs w:val="22"/>
-          <w:lang w:val="en-US"/>
-        </w:rPr>
-      </w:pPr>
-      <w:r>
-        <w:rPr>
+          <w:rFonts w:cstheme="minorHAnsi"/>
+          <w:sz w:val="20"/>
+          <w:szCs w:val="20"/>
+          <w:lang w:val="en-US"/>
+        </w:rPr>
+      </w:pPr>
+      <w:r>
+        <w:rPr>
+          <w:rFonts w:cstheme="minorHAnsi"/>
           <w:noProof/>
-          <w:sz w:val="22"/>
-          <w:szCs w:val="22"/>
+          <w:sz w:val="20"/>
+          <w:szCs w:val="20"/>
           <w:lang w:val="en-US"/>
         </w:rPr>
         <w:drawing>
@@ -107,180 +113,188 @@
     <w:p>
       <w:pPr>
         <w:rPr>
-          <w:sz w:val="22"/>
-          <w:szCs w:val="22"/>
-          <w:lang w:val="en-US"/>
-        </w:rPr>
-      </w:pPr>
-      <w:r>
-        <w:rPr>
-          <w:sz w:val="22"/>
-          <w:szCs w:val="22"/>
+          <w:rFonts w:cstheme="minorHAnsi"/>
+          <w:sz w:val="20"/>
+          <w:szCs w:val="20"/>
+          <w:lang w:val="en-US"/>
+        </w:rPr>
+      </w:pPr>
+      <w:r>
+        <w:rPr>
+          <w:rFonts w:cstheme="minorHAnsi"/>
+          <w:sz w:val="20"/>
+          <w:szCs w:val="20"/>
           <w:lang w:val="en-US"/>
         </w:rPr>
         <w:t xml:space="preserve">Basically on-Prem means we have to handle everything on our own that mentioned on above screenshot, and in case of cloud we get 3 options – IAAS, PAAS and SAAS. BTP is a </w:t>
       </w:r>
       <w:r>
         <w:rPr>
-          <w:b/>
-          <w:bCs/>
-          <w:sz w:val="22"/>
-          <w:szCs w:val="22"/>
+          <w:rFonts w:cstheme="minorHAnsi"/>
+          <w:b/>
+          <w:bCs/>
+          <w:sz w:val="20"/>
+          <w:szCs w:val="20"/>
           <w:lang w:val="en-US"/>
         </w:rPr>
         <w:t xml:space="preserve">PAAS </w:t>
       </w:r>
       <w:r>
         <w:rPr>
-          <w:sz w:val="22"/>
-          <w:szCs w:val="22"/>
+          <w:rFonts w:cstheme="minorHAnsi"/>
+          <w:sz w:val="20"/>
+          <w:szCs w:val="20"/>
           <w:lang w:val="en-US"/>
         </w:rPr>
         <w:t xml:space="preserve">basically SAP partnered with Amazon AWS, Azure cloud provider and form the IAAS and for PAAS SAP took open-source code of </w:t>
       </w:r>
       <w:r>
         <w:rPr>
+          <w:rFonts w:cstheme="minorHAnsi"/>
           <w:b/>
           <w:bCs/>
           <w:i/>
           <w:iCs/>
-          <w:sz w:val="22"/>
-          <w:szCs w:val="22"/>
+          <w:sz w:val="20"/>
+          <w:szCs w:val="20"/>
+          <w:lang w:val="en-US"/>
+        </w:rPr>
+        <w:t xml:space="preserve">Cloud Foundry </w:t>
+      </w:r>
+      <w:r>
+        <w:rPr>
+          <w:rFonts w:cstheme="minorHAnsi"/>
+          <w:sz w:val="20"/>
+          <w:szCs w:val="20"/>
+          <w:lang w:val="en-US"/>
+        </w:rPr>
+        <w:t>and did changes on top of it like adding Hana, ABAP runtime and others and made the whole thing as</w:t>
+      </w:r>
+      <w:r>
+        <w:rPr>
+          <w:rFonts w:cstheme="minorHAnsi"/>
+          <w:sz w:val="20"/>
+          <w:szCs w:val="20"/>
+          <w:lang w:val="en-US"/>
+        </w:rPr>
+        <w:t xml:space="preserve"> SAP</w:t>
+      </w:r>
+      <w:r>
+        <w:rPr>
+          <w:rFonts w:cstheme="minorHAnsi"/>
+          <w:sz w:val="20"/>
+          <w:szCs w:val="20"/>
+          <w:lang w:val="en-US"/>
+        </w:rPr>
+        <w:t xml:space="preserve"> cloud platform </w:t>
+      </w:r>
+      <w:r>
+        <w:rPr>
+          <w:rFonts w:cstheme="minorHAnsi"/>
+          <w:sz w:val="20"/>
+          <w:szCs w:val="20"/>
+          <w:lang w:val="en-US"/>
+        </w:rPr>
+        <w:t xml:space="preserve">Known </w:t>
+      </w:r>
+      <w:r>
+        <w:rPr>
+          <w:rFonts w:cstheme="minorHAnsi"/>
+          <w:sz w:val="20"/>
+          <w:szCs w:val="20"/>
+          <w:lang w:val="en-US"/>
+        </w:rPr>
+        <w:t>as BTP, where we can made application and deploy on it.</w:t>
+      </w:r>
+    </w:p>
+    <w:p>
+      <w:pPr>
+        <w:rPr>
+          <w:rFonts w:cstheme="minorHAnsi"/>
+          <w:sz w:val="20"/>
+          <w:szCs w:val="20"/>
+          <w:lang w:val="en-US"/>
+        </w:rPr>
+      </w:pPr>
+      <w:r>
+        <w:rPr>
+          <w:rFonts w:cstheme="minorHAnsi"/>
+          <w:b/>
+          <w:bCs/>
+          <w:sz w:val="20"/>
+          <w:szCs w:val="20"/>
           <w:lang w:val="en-US"/>
         </w:rPr>
         <w:t>Cloud Foundry</w:t>
       </w:r>
       <w:r>
         <w:rPr>
-          <w:b/>
-          <w:bCs/>
-          <w:i/>
-          <w:iCs/>
-          <w:sz w:val="22"/>
-          <w:szCs w:val="22"/>
+          <w:rFonts w:cstheme="minorHAnsi"/>
+          <w:sz w:val="20"/>
+          <w:szCs w:val="20"/>
+          <w:lang w:val="en-US"/>
+        </w:rPr>
+        <w:t xml:space="preserve"> – It’s a Platform as a Service and </w:t>
+      </w:r>
+      <w:r>
+        <w:rPr>
+          <w:rFonts w:cstheme="minorHAnsi"/>
+          <w:sz w:val="20"/>
+          <w:szCs w:val="20"/>
+          <w:lang w:val="en-US"/>
+        </w:rPr>
+        <w:t>also,</w:t>
+      </w:r>
+      <w:r>
+        <w:rPr>
+          <w:rFonts w:cstheme="minorHAnsi"/>
+          <w:sz w:val="20"/>
+          <w:szCs w:val="20"/>
+          <w:lang w:val="en-US"/>
+        </w:rPr>
+        <w:t xml:space="preserve"> it’s an open source, provided by Pivotal</w:t>
+      </w:r>
+      <w:r>
+        <w:rPr>
+          <w:rFonts w:cstheme="minorHAnsi"/>
+          <w:sz w:val="20"/>
+          <w:szCs w:val="20"/>
+          <w:lang w:val="en-US"/>
+        </w:rPr>
+        <w:t>.</w:t>
+      </w:r>
+      <w:r>
+        <w:rPr>
+          <w:rFonts w:cstheme="minorHAnsi"/>
+          <w:sz w:val="20"/>
+          <w:szCs w:val="20"/>
           <w:lang w:val="en-US"/>
         </w:rPr>
         <w:t xml:space="preserve"> </w:t>
       </w:r>
       <w:r>
         <w:rPr>
-          <w:sz w:val="22"/>
-          <w:szCs w:val="22"/>
-          <w:lang w:val="en-US"/>
-        </w:rPr>
-        <w:t>and did changes on top of it like adding Hana, ABAP runtime and others and made the whole thing as</w:t>
-      </w:r>
-      <w:r>
-        <w:rPr>
-          <w:sz w:val="22"/>
-          <w:szCs w:val="22"/>
-          <w:lang w:val="en-US"/>
-        </w:rPr>
-        <w:t xml:space="preserve"> SAP</w:t>
-      </w:r>
-      <w:r>
-        <w:rPr>
-          <w:sz w:val="22"/>
-          <w:szCs w:val="22"/>
-          <w:lang w:val="en-US"/>
-        </w:rPr>
-        <w:t xml:space="preserve"> cloud platform </w:t>
-      </w:r>
-      <w:r>
-        <w:rPr>
-          <w:sz w:val="22"/>
-          <w:szCs w:val="22"/>
-          <w:lang w:val="en-US"/>
-        </w:rPr>
-        <w:t xml:space="preserve">Known </w:t>
-      </w:r>
-      <w:r>
-        <w:rPr>
-          <w:sz w:val="22"/>
-          <w:szCs w:val="22"/>
-          <w:lang w:val="en-US"/>
-        </w:rPr>
-        <w:t>as BTP, where we can made application and deploy on it.</w:t>
-      </w:r>
-    </w:p>
-    <w:p>
-      <w:pPr>
-        <w:rPr>
-          <w:sz w:val="22"/>
-          <w:szCs w:val="22"/>
-          <w:lang w:val="en-US"/>
-        </w:rPr>
-      </w:pPr>
-      <w:r>
-        <w:rPr>
-          <w:b/>
-          <w:bCs/>
-          <w:sz w:val="22"/>
-          <w:szCs w:val="22"/>
-          <w:lang w:val="en-US"/>
-        </w:rPr>
-        <w:t>Cloud Foundry</w:t>
-      </w:r>
-      <w:r>
-        <w:rPr>
-          <w:sz w:val="22"/>
-          <w:szCs w:val="22"/>
-          <w:lang w:val="en-US"/>
-        </w:rPr>
-        <w:t xml:space="preserve"> – It’s a Platform as a Service and </w:t>
-      </w:r>
-      <w:r>
-        <w:rPr>
-          <w:sz w:val="22"/>
-          <w:szCs w:val="22"/>
-          <w:lang w:val="en-US"/>
-        </w:rPr>
-        <w:t>also,</w:t>
-      </w:r>
-      <w:r>
-        <w:rPr>
-          <w:sz w:val="22"/>
-          <w:szCs w:val="22"/>
-          <w:lang w:val="en-US"/>
-        </w:rPr>
-        <w:t xml:space="preserve"> it’s an open source, provided by Pivotal</w:t>
-      </w:r>
-      <w:r>
-        <w:rPr>
-          <w:sz w:val="22"/>
-          <w:szCs w:val="22"/>
-          <w:lang w:val="en-US"/>
-        </w:rPr>
-        <w:t>.</w:t>
-      </w:r>
-      <w:r>
-        <w:rPr>
-          <w:sz w:val="22"/>
-          <w:szCs w:val="22"/>
-          <w:lang w:val="en-US"/>
-        </w:rPr>
-        <w:t xml:space="preserve"> </w:t>
-      </w:r>
-      <w:r>
-        <w:rPr>
-          <w:sz w:val="22"/>
-          <w:szCs w:val="22"/>
+          <w:rFonts w:cstheme="minorHAnsi"/>
+          <w:sz w:val="20"/>
+          <w:szCs w:val="20"/>
           <w:lang w:val="en-US"/>
         </w:rPr>
         <w:t xml:space="preserve">Remember SAP has </w:t>
       </w:r>
       <w:r>
         <w:rPr>
-          <w:sz w:val="22"/>
-          <w:szCs w:val="22"/>
-          <w:lang w:val="en-US"/>
-        </w:rPr>
-        <w:t>built</w:t>
-      </w:r>
-      <w:r>
-        <w:rPr>
-          <w:sz w:val="22"/>
-          <w:szCs w:val="22"/>
+          <w:rFonts w:cstheme="minorHAnsi"/>
+          <w:sz w:val="20"/>
+          <w:szCs w:val="20"/>
+          <w:lang w:val="en-US"/>
+        </w:rPr>
+        <w:t>included HANA DB, ABAP etc.</w:t>
+      </w:r>
+      <w:r>
+        <w:rPr>
+          <w:rFonts w:cstheme="minorHAnsi"/>
+          <w:sz w:val="20"/>
+          <w:szCs w:val="20"/>
           <w:lang w:val="en-US"/>
         </w:rPr>
         <w:t xml:space="preserve"> on top of Cloud Foundry platform and make a Cloud Platform called BTP.</w:t>
@@ -289,67 +303,64 @@
     <w:p>
       <w:pPr>
         <w:rPr>
-          <w:sz w:val="22"/>
-          <w:szCs w:val="22"/>
-          <w:lang w:val="en-US"/>
-        </w:rPr>
-      </w:pPr>
-      <w:r>
-        <w:rPr>
-          <w:b/>
-          <w:bCs/>
-          <w:sz w:val="22"/>
-          <w:szCs w:val="22"/>
-          <w:lang w:val="en-US"/>
-        </w:rPr>
-        <w:t>&gt;&gt;</w:t>
-      </w:r>
-      <w:r>
-        <w:rPr>
-          <w:b/>
-          <w:bCs/>
-          <w:sz w:val="22"/>
-          <w:szCs w:val="22"/>
-          <w:lang w:val="en-US"/>
-        </w:rPr>
-        <w:t xml:space="preserve"> SELF HEALING MECH</w:t>
-      </w:r>
-      <w:r>
-        <w:rPr>
-          <w:sz w:val="22"/>
-          <w:szCs w:val="22"/>
+          <w:rFonts w:cstheme="minorHAnsi"/>
+          <w:sz w:val="20"/>
+          <w:szCs w:val="20"/>
+          <w:lang w:val="en-US"/>
+        </w:rPr>
+      </w:pPr>
+      <w:r>
+        <w:rPr>
+          <w:rFonts w:cstheme="minorHAnsi"/>
+          <w:b/>
+          <w:bCs/>
+          <w:sz w:val="20"/>
+          <w:szCs w:val="20"/>
+          <w:lang w:val="en-US"/>
+        </w:rPr>
+        <w:t>&gt;&gt; SELF HEALING MECH</w:t>
+      </w:r>
+      <w:r>
+        <w:rPr>
+          <w:rFonts w:cstheme="minorHAnsi"/>
+          <w:sz w:val="20"/>
+          <w:szCs w:val="20"/>
           <w:lang w:val="en-US"/>
         </w:rPr>
         <w:t xml:space="preserve"> In BTP each application that we deploy executes in a self-healing mechanism called cell, in cell we have containers (application + runtime) which runs the application, if any container got stop then in </w:t>
       </w:r>
       <w:r>
         <w:rPr>
-          <w:sz w:val="22"/>
-          <w:szCs w:val="22"/>
+          <w:rFonts w:cstheme="minorHAnsi"/>
+          <w:sz w:val="20"/>
+          <w:szCs w:val="20"/>
           <w:lang w:val="en-US"/>
         </w:rPr>
         <w:t>cell,</w:t>
       </w:r>
       <w:r>
         <w:rPr>
-          <w:sz w:val="22"/>
-          <w:szCs w:val="22"/>
+          <w:rFonts w:cstheme="minorHAnsi"/>
+          <w:sz w:val="20"/>
+          <w:szCs w:val="20"/>
           <w:lang w:val="en-US"/>
         </w:rPr>
         <w:t xml:space="preserve"> we have cell wrap which call CF engine and CF engine create another </w:t>
       </w:r>
       <w:r>
         <w:rPr>
-          <w:sz w:val="22"/>
-          <w:szCs w:val="22"/>
+          <w:rFonts w:cstheme="minorHAnsi"/>
+          <w:sz w:val="20"/>
+          <w:szCs w:val="20"/>
           <w:lang w:val="en-US"/>
         </w:rPr>
         <w:t xml:space="preserve">cell and garden and </w:t>
       </w:r>
       <w:r>
         <w:rPr>
-          <w:sz w:val="22"/>
-          <w:szCs w:val="22"/>
+          <w:rFonts w:cstheme="minorHAnsi"/>
+          <w:sz w:val="20"/>
+          <w:szCs w:val="20"/>
           <w:lang w:val="en-US"/>
         </w:rPr>
         <w:t>container and runs another instance of that application.</w:t>
@@ -358,16 +369,18 @@
     <w:p>
       <w:pPr>
         <w:rPr>
-          <w:sz w:val="22"/>
-          <w:szCs w:val="22"/>
-          <w:lang w:val="en-US"/>
-        </w:rPr>
-      </w:pPr>
-      <w:r>
-        <w:rPr>
+          <w:rFonts w:cstheme="minorHAnsi"/>
+          <w:sz w:val="20"/>
+          <w:szCs w:val="20"/>
+          <w:lang w:val="en-US"/>
+        </w:rPr>
+      </w:pPr>
+      <w:r>
+        <w:rPr>
+          <w:rFonts w:cstheme="minorHAnsi"/>
           <w:noProof/>
-          <w:sz w:val="22"/>
-          <w:szCs w:val="22"/>
+          <w:sz w:val="20"/>
+          <w:szCs w:val="20"/>
           <w:lang w:val="en-US"/>
         </w:rPr>
         <w:drawing>
@@ -417,89 +430,222 @@
     <w:p>
       <w:pPr>
         <w:rPr>
-          <w:b/>
-          <w:bCs/>
-          <w:sz w:val="22"/>
-          <w:szCs w:val="22"/>
-          <w:lang w:val="en-US"/>
-        </w:rPr>
-      </w:pPr>
-      <w:r>
-        <w:rPr>
-          <w:b/>
-          <w:bCs/>
-          <w:sz w:val="22"/>
-          <w:szCs w:val="22"/>
+          <w:rFonts w:cstheme="minorHAnsi"/>
+          <w:b/>
+          <w:bCs/>
+          <w:sz w:val="20"/>
+          <w:szCs w:val="20"/>
+          <w:lang w:val="en-US"/>
+        </w:rPr>
+      </w:pPr>
+      <w:r>
+        <w:rPr>
+          <w:rFonts w:cstheme="minorHAnsi"/>
+          <w:b/>
+          <w:bCs/>
+          <w:sz w:val="20"/>
+          <w:szCs w:val="20"/>
+          <w:lang w:val="en-US"/>
+        </w:rPr>
+        <w:t>BTP ORG Structure &gt;</w:t>
+      </w:r>
+      <w:r>
+        <w:rPr>
+          <w:rFonts w:cstheme="minorHAnsi"/>
+          <w:b/>
+          <w:bCs/>
+          <w:sz w:val="20"/>
+          <w:szCs w:val="20"/>
+          <w:lang w:val="en-US"/>
+        </w:rPr>
+        <w:t xml:space="preserve"> Very IMP</w:t>
+      </w:r>
+    </w:p>
+    <w:p>
+      <w:pPr>
+        <w:rPr>
+          <w:rFonts w:cstheme="minorHAnsi"/>
+          <w:sz w:val="20"/>
+          <w:szCs w:val="20"/>
+          <w:lang w:val="en-US"/>
+        </w:rPr>
+      </w:pPr>
+      <w:r>
+        <w:rPr>
+          <w:rFonts w:cstheme="minorHAnsi"/>
+          <w:sz w:val="20"/>
+          <w:szCs w:val="20"/>
           <w:lang w:val="en-US"/>
         </w:rPr>
         <w:lastRenderedPageBreak/>
-        <w:t xml:space="preserve">BTP ORG Structure </w:t>
-      </w:r>
-      <w:r>
-        <w:rPr>
-          <w:b/>
-          <w:bCs/>
-          <w:sz w:val="22"/>
-          <w:szCs w:val="22"/>
-          <w:lang w:val="en-US"/>
-        </w:rPr>
-        <w:t>&gt;</w:t>
-      </w:r>
-      <w:r>
-        <w:rPr>
-          <w:b/>
-          <w:bCs/>
-          <w:sz w:val="22"/>
-          <w:szCs w:val="22"/>
-          <w:lang w:val="en-US"/>
-        </w:rPr>
-        <w:t xml:space="preserve"> Very IMP</w:t>
-      </w:r>
-    </w:p>
-    <w:p>
-      <w:pPr>
-        <w:rPr>
-          <w:sz w:val="22"/>
-          <w:szCs w:val="22"/>
-          <w:lang w:val="en-US"/>
-        </w:rPr>
-      </w:pPr>
-      <w:r>
-        <w:rPr>
-          <w:sz w:val="22"/>
-          <w:szCs w:val="22"/>
-          <w:lang w:val="en-US"/>
-        </w:rPr>
         <w:t xml:space="preserve">BTP has global account at start like </w:t>
       </w:r>
       <w:r>
         <w:rPr>
-          <w:sz w:val="22"/>
-          <w:szCs w:val="22"/>
-          <w:lang w:val="en-US"/>
-        </w:rPr>
-        <w:t xml:space="preserve">for example IBM is an organization and it will have Global account while purchasing BTP services, but for its various subsidiaries say in US it has one, where they are doing all Finance related works, another in India where doing HR related and in Canada where doing Operations related. Then this subsidiaries or department will have Sub-account which will consist of 1 data center according to location. Then say if US IBM subsidiary has 2 Parts in same place, another one working in Sales then this will be handled by Dictionary </w:t>
-      </w:r>
-      <w:r>
-        <w:rPr>
-          <w:sz w:val="22"/>
-          <w:szCs w:val="22"/>
+          <w:rFonts w:cstheme="minorHAnsi"/>
+          <w:sz w:val="20"/>
+          <w:szCs w:val="20"/>
+          <w:lang w:val="en-US"/>
+        </w:rPr>
+        <w:t>for example IBM is an organization and it will have Global account while purchasing BTP services</w:t>
+      </w:r>
+      <w:r>
+        <w:rPr>
+          <w:rFonts w:cstheme="minorHAnsi"/>
+          <w:sz w:val="20"/>
+          <w:szCs w:val="20"/>
+          <w:lang w:val="en-US"/>
+        </w:rPr>
+        <w:t xml:space="preserve"> (</w:t>
+      </w:r>
+      <w:r>
+        <w:rPr>
+          <w:rFonts w:cstheme="minorHAnsi"/>
+          <w:b/>
+          <w:bCs/>
+          <w:sz w:val="20"/>
+          <w:szCs w:val="20"/>
+          <w:lang w:val="en-US"/>
+        </w:rPr>
+        <w:t>Global account used for the purpose of Billing for a Customer</w:t>
+      </w:r>
+      <w:r>
+        <w:rPr>
+          <w:rFonts w:cstheme="minorHAnsi"/>
+          <w:sz w:val="20"/>
+          <w:szCs w:val="20"/>
+          <w:lang w:val="en-US"/>
+        </w:rPr>
+        <w:t>)</w:t>
+      </w:r>
+      <w:r>
+        <w:rPr>
+          <w:rFonts w:cstheme="minorHAnsi"/>
+          <w:sz w:val="20"/>
+          <w:szCs w:val="20"/>
+          <w:lang w:val="en-US"/>
+        </w:rPr>
+        <w:t xml:space="preserve">, but for its various subsidiaries say in US it has one, where they are doing all Finance related works, another in India where doing HR related and in Canada where doing Operations related. Then this subsidiaries or department will have </w:t>
+      </w:r>
+      <w:r>
+        <w:rPr>
+          <w:rFonts w:cstheme="minorHAnsi"/>
+          <w:b/>
+          <w:bCs/>
+          <w:sz w:val="20"/>
+          <w:szCs w:val="20"/>
+          <w:lang w:val="en-US"/>
+        </w:rPr>
+        <w:t>Sub-account</w:t>
+      </w:r>
+      <w:r>
+        <w:rPr>
+          <w:rFonts w:cstheme="minorHAnsi"/>
+          <w:sz w:val="20"/>
+          <w:szCs w:val="20"/>
+          <w:lang w:val="en-US"/>
+        </w:rPr>
+        <w:t xml:space="preserve"> which will consist of </w:t>
+      </w:r>
+      <w:r>
+        <w:rPr>
+          <w:rFonts w:cstheme="minorHAnsi"/>
+          <w:b/>
+          <w:bCs/>
+          <w:sz w:val="20"/>
+          <w:szCs w:val="20"/>
+          <w:lang w:val="en-US"/>
+        </w:rPr>
+        <w:t>data center</w:t>
+      </w:r>
+      <w:r>
+        <w:rPr>
+          <w:rFonts w:cstheme="minorHAnsi"/>
+          <w:sz w:val="20"/>
+          <w:szCs w:val="20"/>
+          <w:lang w:val="en-US"/>
+        </w:rPr>
+        <w:t xml:space="preserve"> according to location. Then say if US IBM subsidiary has 2 Parts in same place,</w:t>
+      </w:r>
+      <w:r>
+        <w:rPr>
+          <w:rFonts w:cstheme="minorHAnsi"/>
+          <w:sz w:val="20"/>
+          <w:szCs w:val="20"/>
+          <w:lang w:val="en-US"/>
+        </w:rPr>
+        <w:t xml:space="preserve"> </w:t>
+      </w:r>
+      <w:r>
+        <w:rPr>
+          <w:rFonts w:cstheme="minorHAnsi"/>
+          <w:sz w:val="20"/>
+          <w:szCs w:val="20"/>
+          <w:lang w:val="en-US"/>
+        </w:rPr>
+        <w:t>o</w:t>
+      </w:r>
+      <w:r>
+        <w:rPr>
+          <w:rFonts w:cstheme="minorHAnsi"/>
+          <w:sz w:val="20"/>
+          <w:szCs w:val="20"/>
+          <w:lang w:val="en-US"/>
+        </w:rPr>
+        <w:t>ne is Finance</w:t>
+      </w:r>
+      <w:r>
+        <w:rPr>
+          <w:rFonts w:cstheme="minorHAnsi"/>
+          <w:sz w:val="20"/>
+          <w:szCs w:val="20"/>
+          <w:lang w:val="en-US"/>
+        </w:rPr>
+        <w:t xml:space="preserve"> another one working in Sales then this will be handled by </w:t>
+      </w:r>
+      <w:r>
+        <w:rPr>
+          <w:rFonts w:cstheme="minorHAnsi"/>
+          <w:b/>
+          <w:bCs/>
+          <w:sz w:val="20"/>
+          <w:szCs w:val="20"/>
+          <w:lang w:val="en-US"/>
+        </w:rPr>
+        <w:t>Dictionary</w:t>
+      </w:r>
+      <w:r>
+        <w:rPr>
+          <w:rFonts w:cstheme="minorHAnsi"/>
+          <w:sz w:val="20"/>
+          <w:szCs w:val="20"/>
+          <w:lang w:val="en-US"/>
+        </w:rPr>
+        <w:t xml:space="preserve"> </w:t>
+      </w:r>
+      <w:r>
+        <w:rPr>
+          <w:rFonts w:cstheme="minorHAnsi"/>
+          <w:sz w:val="20"/>
+          <w:szCs w:val="20"/>
           <w:lang w:val="en-US"/>
         </w:rPr>
         <w:t>(it’s</w:t>
       </w:r>
       <w:r>
         <w:rPr>
-          <w:sz w:val="22"/>
-          <w:szCs w:val="22"/>
+          <w:rFonts w:cstheme="minorHAnsi"/>
+          <w:sz w:val="20"/>
+          <w:szCs w:val="20"/>
           <w:lang w:val="en-US"/>
         </w:rPr>
         <w:t xml:space="preserve"> a </w:t>
       </w:r>
       <w:r>
         <w:rPr>
-          <w:sz w:val="22"/>
-          <w:szCs w:val="22"/>
+          <w:rFonts w:cstheme="minorHAnsi"/>
+          <w:sz w:val="20"/>
+          <w:szCs w:val="20"/>
           <w:lang w:val="en-US"/>
         </w:rPr>
         <w:t xml:space="preserve">group of Sub-accounts). Space Quata is nothing but Dev, Test and Prod environment separations within the subaccount. </w:t>
@@ -508,16 +654,18 @@
     <w:p>
       <w:pPr>
         <w:rPr>
-          <w:sz w:val="22"/>
-          <w:szCs w:val="22"/>
-          <w:lang w:val="en-US"/>
-        </w:rPr>
-      </w:pPr>
-      <w:r>
-        <w:rPr>
+          <w:rFonts w:cstheme="minorHAnsi"/>
+          <w:sz w:val="20"/>
+          <w:szCs w:val="20"/>
+          <w:lang w:val="en-US"/>
+        </w:rPr>
+      </w:pPr>
+      <w:r>
+        <w:rPr>
+          <w:rFonts w:cstheme="minorHAnsi"/>
           <w:noProof/>
-          <w:sz w:val="22"/>
-          <w:szCs w:val="22"/>
+          <w:sz w:val="20"/>
+          <w:szCs w:val="20"/>
           <w:lang w:val="en-US"/>
         </w:rPr>
         <w:drawing>
@@ -567,19 +715,426 @@
     <w:p>
       <w:pPr>
         <w:rPr>
-          <w:b/>
-          <w:bCs/>
-          <w:sz w:val="22"/>
-          <w:szCs w:val="22"/>
-          <w:lang w:val="en-US"/>
-        </w:rPr>
-      </w:pPr>
-      <w:r>
-        <w:rPr>
-          <w:b/>
-          <w:bCs/>
-          <w:sz w:val="22"/>
-          <w:szCs w:val="22"/>
+          <w:rFonts w:cstheme="minorHAnsi"/>
+          <w:b/>
+          <w:bCs/>
+          <w:sz w:val="20"/>
+          <w:szCs w:val="20"/>
+          <w:lang w:val="en-US"/>
+        </w:rPr>
+      </w:pPr>
+      <w:r>
+        <w:rPr>
+          <w:rFonts w:cstheme="minorHAnsi"/>
+          <w:b/>
+          <w:bCs/>
+          <w:sz w:val="20"/>
+          <w:szCs w:val="20"/>
+          <w:lang w:val="en-US"/>
+        </w:rPr>
+        <w:t>Entitlement &gt;</w:t>
+      </w:r>
+    </w:p>
+    <w:p>
+      <w:pPr>
+        <w:rPr>
+          <w:rFonts w:cstheme="minorHAnsi"/>
+          <w:sz w:val="20"/>
+          <w:szCs w:val="20"/>
+        </w:rPr>
+      </w:pPr>
+      <w:r>
+        <w:rPr>
+          <w:rFonts w:cstheme="minorHAnsi"/>
+          <w:sz w:val="20"/>
+          <w:szCs w:val="20"/>
+          <w:lang w:val="en-US"/>
+        </w:rPr>
+        <w:t>Entitlements are the heart of all subaccounts in SAP BTP. They define which service and runtime artifacts you are able to use. When you purchase an enterprise account, you’re entitled to use a specific set of resources, such as the amount of memory that can be allocated to your applications.</w:t>
+      </w:r>
+    </w:p>
+    <w:p>
+      <w:pPr>
+        <w:rPr>
+          <w:rFonts w:cstheme="minorHAnsi"/>
+          <w:sz w:val="20"/>
+          <w:szCs w:val="20"/>
+        </w:rPr>
+      </w:pPr>
+      <w:r>
+        <w:rPr>
+          <w:rFonts w:cstheme="minorHAnsi"/>
+          <w:sz w:val="20"/>
+          <w:szCs w:val="20"/>
+          <w:lang w:val="en-US"/>
+        </w:rPr>
+        <w:t>An </w:t>
+      </w:r>
+      <w:r>
+        <w:rPr>
+          <w:rFonts w:cstheme="minorHAnsi"/>
+          <w:b/>
+          <w:bCs/>
+          <w:sz w:val="20"/>
+          <w:szCs w:val="20"/>
+          <w:lang w:val="en-US"/>
+        </w:rPr>
+        <w:t>entitlement</w:t>
+      </w:r>
+      <w:r>
+        <w:rPr>
+          <w:rFonts w:cstheme="minorHAnsi"/>
+          <w:sz w:val="20"/>
+          <w:szCs w:val="20"/>
+          <w:lang w:val="en-US"/>
+        </w:rPr>
+        <w:t> is your right to provision and consume a resource. In other words, entitlements are </w:t>
+      </w:r>
+      <w:r>
+        <w:rPr>
+          <w:rFonts w:cstheme="minorHAnsi"/>
+          <w:b/>
+          <w:bCs/>
+          <w:sz w:val="20"/>
+          <w:szCs w:val="20"/>
+          <w:lang w:val="en-US"/>
+        </w:rPr>
+        <w:t>the service plans</w:t>
+      </w:r>
+      <w:r>
+        <w:rPr>
+          <w:rFonts w:cstheme="minorHAnsi"/>
+          <w:sz w:val="20"/>
+          <w:szCs w:val="20"/>
+          <w:lang w:val="en-US"/>
+        </w:rPr>
+        <w:t> that you're entitled to use.</w:t>
+      </w:r>
+    </w:p>
+    <w:p>
+      <w:pPr>
+        <w:rPr>
+          <w:rFonts w:cstheme="minorHAnsi"/>
+          <w:b/>
+          <w:bCs/>
+          <w:sz w:val="20"/>
+          <w:szCs w:val="20"/>
+          <w:lang w:val="en-US"/>
+        </w:rPr>
+      </w:pPr>
+      <w:r>
+        <w:rPr>
+          <w:rFonts w:cstheme="minorHAnsi"/>
+          <w:b/>
+          <w:bCs/>
+          <w:sz w:val="20"/>
+          <w:szCs w:val="20"/>
+          <w:lang w:val="en-US"/>
+        </w:rPr>
+        <w:t>Qu</w:t>
+      </w:r>
+      <w:r>
+        <w:rPr>
+          <w:rFonts w:cstheme="minorHAnsi"/>
+          <w:b/>
+          <w:bCs/>
+          <w:sz w:val="20"/>
+          <w:szCs w:val="20"/>
+          <w:lang w:val="en-US"/>
+        </w:rPr>
+        <w:t>o</w:t>
+      </w:r>
+      <w:r>
+        <w:rPr>
+          <w:rFonts w:cstheme="minorHAnsi"/>
+          <w:b/>
+          <w:bCs/>
+          <w:sz w:val="20"/>
+          <w:szCs w:val="20"/>
+          <w:lang w:val="en-US"/>
+        </w:rPr>
+        <w:t>ta &gt;</w:t>
+      </w:r>
+    </w:p>
+    <w:p>
+      <w:pPr>
+        <w:rPr>
+          <w:rFonts w:cstheme="minorHAnsi"/>
+          <w:sz w:val="20"/>
+          <w:szCs w:val="20"/>
+        </w:rPr>
+      </w:pPr>
+      <w:r>
+        <w:rPr>
+          <w:rFonts w:cstheme="minorHAnsi"/>
+          <w:sz w:val="20"/>
+          <w:szCs w:val="20"/>
+          <w:lang w:val="en-US"/>
+        </w:rPr>
+        <w:t>A </w:t>
+      </w:r>
+      <w:r>
+        <w:rPr>
+          <w:rFonts w:cstheme="minorHAnsi"/>
+          <w:b/>
+          <w:bCs/>
+          <w:sz w:val="20"/>
+          <w:szCs w:val="20"/>
+          <w:lang w:val="en-US"/>
+        </w:rPr>
+        <w:t>quota</w:t>
+      </w:r>
+      <w:r>
+        <w:rPr>
+          <w:rFonts w:cstheme="minorHAnsi"/>
+          <w:sz w:val="20"/>
+          <w:szCs w:val="20"/>
+          <w:lang w:val="en-US"/>
+        </w:rPr>
+        <w:t> represents the numeric quantity that defines the maximum allowed consumption of a resource. In other words, how much of a service plan you're entitled to use.</w:t>
+      </w:r>
+    </w:p>
+    <w:p>
+      <w:pPr>
+        <w:rPr>
+          <w:rFonts w:cstheme="minorHAnsi"/>
+          <w:b/>
+          <w:bCs/>
+          <w:sz w:val="20"/>
+          <w:szCs w:val="20"/>
+          <w:lang w:val="en-US"/>
+        </w:rPr>
+      </w:pPr>
+      <w:r>
+        <w:rPr>
+          <w:rFonts w:cstheme="minorHAnsi"/>
+          <w:b/>
+          <w:bCs/>
+          <w:sz w:val="20"/>
+          <w:szCs w:val="20"/>
+          <w:lang w:val="en-US"/>
+        </w:rPr>
+        <w:lastRenderedPageBreak/>
+        <w:drawing>
+          <wp:inline distT="0" distB="0" distL="0" distR="0" wp14:anchorId="4EE9A99C" wp14:editId="22C11F8C">
+            <wp:extent cx="5731510" cy="2557780"/>
+            <wp:effectExtent l="57150" t="0" r="59690" b="109220"/>
+            <wp:docPr id="603091682" name="Picture 1"/>
+            <wp:cNvGraphicFramePr>
+              <a:graphicFrameLocks xmlns:a="http://schemas.openxmlformats.org/drawingml/2006/main" noChangeAspect="1"/>
+            </wp:cNvGraphicFramePr>
+            <a:graphic xmlns:a="http://schemas.openxmlformats.org/drawingml/2006/main">
+              <a:graphicData uri="http://schemas.openxmlformats.org/drawingml/2006/picture">
+                <pic:pic xmlns:pic="http://schemas.openxmlformats.org/drawingml/2006/picture">
+                  <pic:nvPicPr>
+                    <pic:cNvPr id="603091682" name=""/>
+                    <pic:cNvPicPr/>
+                  </pic:nvPicPr>
+                  <pic:blipFill>
+                    <a:blip r:embed="rId8"/>
+                    <a:stretch>
+                      <a:fillRect/>
+                    </a:stretch>
+                  </pic:blipFill>
+                  <pic:spPr>
+                    <a:xfrm>
+                      <a:off x="0" y="0"/>
+                      <a:ext cx="5731510" cy="2557780"/>
+                    </a:xfrm>
+                    <a:prstGeom prst="rect">
+                      <a:avLst/>
+                    </a:prstGeom>
+                    <a:effectLst>
+                      <a:outerShdw blurRad="50800" dist="50800" dir="5400000" algn="ctr" rotWithShape="0">
+                        <a:srgbClr val="000000">
+                          <a:alpha val="99000"/>
+                        </a:srgbClr>
+                      </a:outerShdw>
+                    </a:effectLst>
+                  </pic:spPr>
+                </pic:pic>
+              </a:graphicData>
+            </a:graphic>
+          </wp:inline>
+        </w:drawing>
+      </w:r>
+    </w:p>
+    <w:p>
+      <w:pPr>
+        <w:rPr>
+          <w:rFonts w:cstheme="minorHAnsi"/>
+          <w:sz w:val="20"/>
+          <w:szCs w:val="20"/>
+          <w:lang w:val="en-US"/>
+        </w:rPr>
+      </w:pPr>
+      <w:r>
+        <w:rPr>
+          <w:rFonts w:cstheme="minorHAnsi"/>
+          <w:sz w:val="20"/>
+          <w:szCs w:val="20"/>
+          <w:lang w:val="en-US"/>
+        </w:rPr>
+        <w:t>Above screenshot shows how entitlements are assigned to subaccount level (During global account purchase we get Entitlements like Hana, Cloud Foundry and other services of BTP that we can use with amount of memory (quota)) we further subdivide all the Entitlements to Subaccount level with quota value.</w:t>
+      </w:r>
+    </w:p>
+    <w:p>
+      <w:pPr>
+        <w:rPr>
+          <w:rFonts w:cstheme="minorHAnsi"/>
+          <w:b/>
+          <w:bCs/>
+          <w:sz w:val="20"/>
+          <w:szCs w:val="20"/>
+          <w:lang w:val="en-US"/>
+        </w:rPr>
+      </w:pPr>
+      <w:r>
+        <w:rPr>
+          <w:rFonts w:cstheme="minorHAnsi"/>
+          <w:b/>
+          <w:bCs/>
+          <w:sz w:val="20"/>
+          <w:szCs w:val="20"/>
+          <w:lang w:val="en-US"/>
+        </w:rPr>
+        <w:t>Spaces &gt;</w:t>
+      </w:r>
+    </w:p>
+    <w:p>
+      <w:pPr>
+        <w:rPr>
+          <w:rFonts w:cstheme="minorHAnsi"/>
+          <w:sz w:val="20"/>
+          <w:szCs w:val="20"/>
+          <w:lang w:val="en-US"/>
+        </w:rPr>
+      </w:pPr>
+      <w:r>
+        <w:rPr>
+          <w:rFonts w:cstheme="minorHAnsi"/>
+          <w:sz w:val="20"/>
+          <w:szCs w:val="20"/>
+          <w:lang w:val="en-US"/>
+        </w:rPr>
+        <w:t>Spaces are like Dev, Quality and prod that you have created under our Sub-account</w:t>
+      </w:r>
+      <w:r>
+        <w:rPr>
+          <w:rFonts w:cstheme="minorHAnsi"/>
+          <w:sz w:val="20"/>
+          <w:szCs w:val="20"/>
+          <w:lang w:val="en-US"/>
+        </w:rPr>
+        <w:t xml:space="preserve"> basically where we can manage deployed apps</w:t>
+      </w:r>
+      <w:r>
+        <w:rPr>
+          <w:rFonts w:cstheme="minorHAnsi"/>
+          <w:sz w:val="20"/>
+          <w:szCs w:val="20"/>
+          <w:lang w:val="en-US"/>
+        </w:rPr>
+        <w:t>. To restrict memory for spaces we have to create Quota plans.</w:t>
+      </w:r>
+    </w:p>
+    <w:p>
+      <w:pPr>
+        <w:rPr>
+          <w:rFonts w:cstheme="minorHAnsi"/>
+          <w:sz w:val="20"/>
+          <w:szCs w:val="20"/>
+          <w:lang w:val="en-US"/>
+        </w:rPr>
+      </w:pPr>
+      <w:r>
+        <w:rPr>
+          <w:rFonts w:cstheme="minorHAnsi"/>
+          <w:sz w:val="20"/>
+          <w:szCs w:val="20"/>
+          <w:lang w:val="en-US"/>
+        </w:rPr>
+        <w:drawing>
+          <wp:inline distT="0" distB="0" distL="0" distR="0" wp14:anchorId="12661509" wp14:editId="3E2B19D5">
+            <wp:extent cx="5731510" cy="1774190"/>
+            <wp:effectExtent l="57150" t="0" r="59690" b="111760"/>
+            <wp:docPr id="1897295202" name="Picture 1"/>
+            <wp:cNvGraphicFramePr>
+              <a:graphicFrameLocks xmlns:a="http://schemas.openxmlformats.org/drawingml/2006/main" noChangeAspect="1"/>
+            </wp:cNvGraphicFramePr>
+            <a:graphic xmlns:a="http://schemas.openxmlformats.org/drawingml/2006/main">
+              <a:graphicData uri="http://schemas.openxmlformats.org/drawingml/2006/picture">
+                <pic:pic xmlns:pic="http://schemas.openxmlformats.org/drawingml/2006/picture">
+                  <pic:nvPicPr>
+                    <pic:cNvPr id="1897295202" name=""/>
+                    <pic:cNvPicPr/>
+                  </pic:nvPicPr>
+                  <pic:blipFill>
+                    <a:blip r:embed="rId9"/>
+                    <a:stretch>
+                      <a:fillRect/>
+                    </a:stretch>
+                  </pic:blipFill>
+                  <pic:spPr>
+                    <a:xfrm>
+                      <a:off x="0" y="0"/>
+                      <a:ext cx="5731510" cy="1774190"/>
+                    </a:xfrm>
+                    <a:prstGeom prst="rect">
+                      <a:avLst/>
+                    </a:prstGeom>
+                    <a:effectLst>
+                      <a:outerShdw blurRad="50800" dist="50800" dir="5400000" algn="ctr" rotWithShape="0">
+                        <a:srgbClr val="000000">
+                          <a:alpha val="99000"/>
+                        </a:srgbClr>
+                      </a:outerShdw>
+                    </a:effectLst>
+                  </pic:spPr>
+                </pic:pic>
+              </a:graphicData>
+            </a:graphic>
+          </wp:inline>
+        </w:drawing>
+      </w:r>
+    </w:p>
+    <w:p>
+      <w:pPr>
+        <w:rPr>
+          <w:rFonts w:cstheme="minorHAnsi"/>
+          <w:sz w:val="20"/>
+          <w:szCs w:val="20"/>
+          <w:lang w:val="en-US"/>
+        </w:rPr>
+      </w:pPr>
+      <w:r>
+        <w:rPr>
+          <w:rFonts w:cstheme="minorHAnsi"/>
+          <w:sz w:val="20"/>
+          <w:szCs w:val="20"/>
+          <w:lang w:val="en-US"/>
+        </w:rPr>
+        <w:t>Above example shows how we can distribute memory in spaces by creating quota plan.</w:t>
+      </w:r>
+    </w:p>
+    <w:p>
+      <w:pPr>
+        <w:rPr>
+          <w:rFonts w:cstheme="minorHAnsi"/>
+          <w:b/>
+          <w:bCs/>
+          <w:sz w:val="20"/>
+          <w:szCs w:val="20"/>
+          <w:lang w:val="en-US"/>
+        </w:rPr>
+      </w:pPr>
+      <w:r>
+        <w:rPr>
+          <w:rFonts w:cstheme="minorHAnsi"/>
+          <w:b/>
+          <w:bCs/>
+          <w:sz w:val="20"/>
+          <w:szCs w:val="20"/>
           <w:lang w:val="en-US"/>
         </w:rPr>
         <w:t>Environment, Subs and Instance (Services) –</w:t>
@@ -588,74 +1143,56 @@
     <w:p>
       <w:pPr>
         <w:rPr>
-          <w:sz w:val="22"/>
-          <w:szCs w:val="22"/>
-          <w:lang w:val="en-US"/>
-        </w:rPr>
-      </w:pPr>
-      <w:r>
-        <w:rPr>
-          <w:sz w:val="22"/>
-          <w:szCs w:val="22"/>
-          <w:lang w:val="en-US"/>
-        </w:rPr>
-        <w:t xml:space="preserve">Environment </w:t>
-      </w:r>
-      <w:r>
-        <w:rPr>
-          <w:sz w:val="22"/>
-          <w:szCs w:val="22"/>
-          <w:lang w:val="en-US"/>
-        </w:rPr>
-        <w:t xml:space="preserve">is nothing but </w:t>
-      </w:r>
-      <w:r>
-        <w:rPr>
-          <w:sz w:val="22"/>
-          <w:szCs w:val="22"/>
-          <w:lang w:val="en-US"/>
-        </w:rPr>
-        <w:t>the actual platform-as-a-service offering of SAP BTP that allows for the development and administration of business applications</w:t>
-      </w:r>
-      <w:r>
-        <w:rPr>
-          <w:sz w:val="22"/>
-          <w:szCs w:val="22"/>
-          <w:lang w:val="en-US"/>
-        </w:rPr>
-        <w:t xml:space="preserve">. </w:t>
-      </w:r>
-    </w:p>
-    <w:p>
-      <w:pPr>
-        <w:rPr>
-          <w:sz w:val="22"/>
-          <w:szCs w:val="22"/>
-          <w:lang w:val="en-US"/>
-        </w:rPr>
-      </w:pPr>
-      <w:r>
-        <w:rPr>
-          <w:sz w:val="22"/>
-          <w:szCs w:val="22"/>
+          <w:rFonts w:cstheme="minorHAnsi"/>
+          <w:sz w:val="20"/>
+          <w:szCs w:val="20"/>
+          <w:lang w:val="en-US"/>
+        </w:rPr>
+      </w:pPr>
+      <w:r>
+        <w:rPr>
+          <w:rFonts w:cstheme="minorHAnsi"/>
+          <w:sz w:val="20"/>
+          <w:szCs w:val="20"/>
+          <w:lang w:val="en-US"/>
+        </w:rPr>
+        <w:t xml:space="preserve">Environment is nothing but the actual platform-as-a-service offering of SAP BTP that allows for the development and administration of business applications. </w:t>
+      </w:r>
+    </w:p>
+    <w:p>
+      <w:pPr>
+        <w:rPr>
+          <w:rFonts w:cstheme="minorHAnsi"/>
+          <w:sz w:val="20"/>
+          <w:szCs w:val="20"/>
+          <w:lang w:val="en-US"/>
+        </w:rPr>
+      </w:pPr>
+      <w:r>
+        <w:rPr>
+          <w:rFonts w:cstheme="minorHAnsi"/>
+          <w:sz w:val="20"/>
+          <w:szCs w:val="20"/>
           <w:lang w:val="en-US"/>
         </w:rPr>
         <w:t xml:space="preserve">SAP BTP offers three environments: </w:t>
       </w:r>
       <w:r>
         <w:rPr>
-          <w:b/>
-          <w:bCs/>
-          <w:sz w:val="22"/>
-          <w:szCs w:val="22"/>
+          <w:rFonts w:cstheme="minorHAnsi"/>
+          <w:b/>
+          <w:bCs/>
+          <w:sz w:val="20"/>
+          <w:szCs w:val="20"/>
           <w:lang w:val="en-US"/>
         </w:rPr>
         <w:t>ABAP, Cloud Foundry and Kyma</w:t>
       </w:r>
       <w:r>
         <w:rPr>
-          <w:sz w:val="22"/>
-          <w:szCs w:val="22"/>
+          <w:rFonts w:cstheme="minorHAnsi"/>
+          <w:sz w:val="20"/>
+          <w:szCs w:val="20"/>
           <w:lang w:val="en-US"/>
         </w:rPr>
         <w:t>.</w:t>
@@ -664,78 +1201,354 @@
     <w:p>
       <w:pPr>
         <w:rPr>
-          <w:sz w:val="22"/>
-          <w:szCs w:val="22"/>
-          <w:lang w:val="en-US"/>
-        </w:rPr>
-      </w:pPr>
-      <w:r>
-        <w:rPr>
-          <w:sz w:val="22"/>
-          <w:szCs w:val="22"/>
+          <w:rFonts w:cstheme="minorHAnsi"/>
+          <w:sz w:val="20"/>
+          <w:szCs w:val="20"/>
+          <w:lang w:val="en-US"/>
+        </w:rPr>
+      </w:pPr>
+      <w:r>
+        <w:rPr>
+          <w:rFonts w:cstheme="minorHAnsi"/>
+          <w:sz w:val="20"/>
+          <w:szCs w:val="20"/>
           <w:lang w:val="en-US"/>
         </w:rPr>
         <w:t xml:space="preserve">Subs and Instance are service provided by SAP BTP, </w:t>
       </w:r>
       <w:r>
         <w:rPr>
-          <w:sz w:val="22"/>
-          <w:szCs w:val="22"/>
-          <w:lang w:val="en-US"/>
-        </w:rPr>
-        <w:t>subs are like URL which we can use for example SAP BAS, instance is nothing but the connection, auth, databases. Which we can use.</w:t>
-      </w:r>
-      <w:r>
-        <w:rPr>
-          <w:sz w:val="22"/>
-          <w:szCs w:val="22"/>
+          <w:rFonts w:cstheme="minorHAnsi"/>
+          <w:b/>
+          <w:bCs/>
+          <w:sz w:val="20"/>
+          <w:szCs w:val="20"/>
+          <w:lang w:val="en-US"/>
+        </w:rPr>
+        <w:t>S</w:t>
+      </w:r>
+      <w:r>
+        <w:rPr>
+          <w:rFonts w:cstheme="minorHAnsi"/>
+          <w:b/>
+          <w:bCs/>
+          <w:sz w:val="20"/>
+          <w:szCs w:val="20"/>
+          <w:lang w:val="en-US"/>
+        </w:rPr>
+        <w:t>ubs</w:t>
+      </w:r>
+      <w:r>
+        <w:rPr>
+          <w:rFonts w:cstheme="minorHAnsi"/>
+          <w:sz w:val="20"/>
+          <w:szCs w:val="20"/>
+          <w:lang w:val="en-US"/>
+        </w:rPr>
+        <w:t xml:space="preserve"> are like URL which we can use for example SAP BAS</w:t>
+      </w:r>
+      <w:r>
+        <w:rPr>
+          <w:rFonts w:cstheme="minorHAnsi"/>
+          <w:sz w:val="20"/>
+          <w:szCs w:val="20"/>
+          <w:lang w:val="en-US"/>
+        </w:rPr>
+        <w:t>, we first have to subscribe</w:t>
+      </w:r>
+      <w:r>
+        <w:rPr>
+          <w:rFonts w:cstheme="minorHAnsi"/>
+          <w:sz w:val="20"/>
+          <w:szCs w:val="20"/>
+          <w:lang w:val="en-US"/>
+        </w:rPr>
+        <w:t xml:space="preserve">, </w:t>
+      </w:r>
+      <w:r>
+        <w:rPr>
+          <w:rFonts w:cstheme="minorHAnsi"/>
+          <w:b/>
+          <w:bCs/>
+          <w:sz w:val="20"/>
+          <w:szCs w:val="20"/>
+          <w:lang w:val="en-US"/>
+        </w:rPr>
+        <w:t>instance</w:t>
+      </w:r>
+      <w:r>
+        <w:rPr>
+          <w:rFonts w:cstheme="minorHAnsi"/>
+          <w:b/>
+          <w:bCs/>
+          <w:sz w:val="20"/>
+          <w:szCs w:val="20"/>
+          <w:lang w:val="en-US"/>
+        </w:rPr>
+        <w:t xml:space="preserve"> </w:t>
+      </w:r>
+      <w:r>
+        <w:rPr>
+          <w:rFonts w:cstheme="minorHAnsi"/>
+          <w:sz w:val="20"/>
+          <w:szCs w:val="20"/>
+          <w:lang w:val="en-US"/>
+        </w:rPr>
+        <w:t>are the purest services</w:t>
+      </w:r>
+      <w:r>
+        <w:rPr>
+          <w:rFonts w:cstheme="minorHAnsi"/>
+          <w:sz w:val="20"/>
+          <w:szCs w:val="20"/>
+          <w:lang w:val="en-US"/>
+        </w:rPr>
+        <w:t xml:space="preserve">, </w:t>
+      </w:r>
+      <w:r>
+        <w:rPr>
+          <w:rFonts w:cstheme="minorHAnsi"/>
+          <w:sz w:val="20"/>
+          <w:szCs w:val="20"/>
+          <w:lang w:val="en-US"/>
+        </w:rPr>
+        <w:t>is nothing but the connection, auth, databases. Which we can use</w:t>
+      </w:r>
+      <w:r>
+        <w:rPr>
+          <w:rFonts w:cstheme="minorHAnsi"/>
+          <w:sz w:val="20"/>
+          <w:szCs w:val="20"/>
+          <w:lang w:val="en-US"/>
+        </w:rPr>
+        <w:t xml:space="preserve"> while building our application</w:t>
+      </w:r>
+      <w:r>
+        <w:rPr>
+          <w:rFonts w:cstheme="minorHAnsi"/>
+          <w:sz w:val="20"/>
+          <w:szCs w:val="20"/>
+          <w:lang w:val="en-US"/>
+        </w:rPr>
+        <w:t>.</w:t>
+      </w:r>
+      <w:r>
+        <w:rPr>
+          <w:rFonts w:cstheme="minorHAnsi"/>
+          <w:sz w:val="20"/>
+          <w:szCs w:val="20"/>
           <w:lang w:val="en-US"/>
         </w:rPr>
         <w:t xml:space="preserve"> Instance Service Requires </w:t>
       </w:r>
       <w:r>
         <w:rPr>
-          <w:b/>
-          <w:bCs/>
-          <w:sz w:val="22"/>
-          <w:szCs w:val="22"/>
+          <w:rFonts w:cstheme="minorHAnsi"/>
+          <w:b/>
+          <w:bCs/>
+          <w:sz w:val="20"/>
+          <w:szCs w:val="20"/>
           <w:lang w:val="en-US"/>
         </w:rPr>
         <w:t>Service Key</w:t>
       </w:r>
       <w:r>
         <w:rPr>
-          <w:sz w:val="22"/>
-          <w:szCs w:val="22"/>
+          <w:rFonts w:cstheme="minorHAnsi"/>
+          <w:sz w:val="20"/>
+          <w:szCs w:val="20"/>
           <w:lang w:val="en-US"/>
         </w:rPr>
         <w:t xml:space="preserve"> after installing instances.</w:t>
       </w:r>
       <w:r>
         <w:rPr>
-          <w:sz w:val="22"/>
-          <w:szCs w:val="22"/>
-          <w:lang w:val="en-US"/>
-        </w:rPr>
-        <w:t xml:space="preserve"> Service Key will have all the passwords, information to talk to Db.</w:t>
-      </w:r>
-    </w:p>
-    <w:p>
-      <w:pPr>
-        <w:rPr>
-          <w:b/>
-          <w:bCs/>
-          <w:sz w:val="22"/>
-          <w:szCs w:val="22"/>
-          <w:lang w:val="en-US"/>
-        </w:rPr>
-      </w:pPr>
-      <w:r>
-        <w:rPr>
-          <w:b/>
-          <w:bCs/>
-          <w:sz w:val="22"/>
-          <w:szCs w:val="22"/>
+          <w:rFonts w:cstheme="minorHAnsi"/>
+          <w:sz w:val="20"/>
+          <w:szCs w:val="20"/>
+          <w:lang w:val="en-US"/>
+        </w:rPr>
+        <w:t xml:space="preserve"> Service Key will have all the passwords, information to talk to</w:t>
+      </w:r>
+      <w:r>
+        <w:rPr>
+          <w:rFonts w:cstheme="minorHAnsi"/>
+          <w:sz w:val="20"/>
+          <w:szCs w:val="20"/>
+          <w:lang w:val="en-US"/>
+        </w:rPr>
+        <w:t xml:space="preserve"> instance</w:t>
+      </w:r>
+      <w:r>
+        <w:rPr>
+          <w:rFonts w:cstheme="minorHAnsi"/>
+          <w:sz w:val="20"/>
+          <w:szCs w:val="20"/>
+          <w:lang w:val="en-US"/>
+        </w:rPr>
+        <w:t>.</w:t>
+      </w:r>
+    </w:p>
+    <w:p>
+      <w:pPr>
+        <w:rPr>
+          <w:rFonts w:cstheme="minorHAnsi"/>
+          <w:b/>
+          <w:bCs/>
+          <w:sz w:val="20"/>
+          <w:szCs w:val="20"/>
+          <w:lang w:val="en-US"/>
+        </w:rPr>
+      </w:pPr>
+      <w:r>
+        <w:rPr>
+          <w:rFonts w:cstheme="minorHAnsi"/>
+          <w:b/>
+          <w:bCs/>
+          <w:sz w:val="20"/>
+          <w:szCs w:val="20"/>
+          <w:lang w:val="en-US"/>
+        </w:rPr>
+        <w:t>How to check service plan of SAP BTP Entitlements &gt;</w:t>
+      </w:r>
+    </w:p>
+    <w:p>
+      <w:pPr>
+        <w:rPr>
+          <w:rFonts w:cstheme="minorHAnsi"/>
+          <w:sz w:val="20"/>
+          <w:szCs w:val="20"/>
+          <w:lang w:val="en-US"/>
+        </w:rPr>
+      </w:pPr>
+      <w:r>
+        <w:rPr>
+          <w:rFonts w:cstheme="minorHAnsi"/>
+          <w:sz w:val="20"/>
+          <w:szCs w:val="20"/>
+          <w:lang w:val="en-US"/>
+        </w:rPr>
+        <w:t xml:space="preserve">Navigate to SAP Discovery Center - </w:t>
+      </w:r>
+      <w:hyperlink r:id="rId10" w:history="1">
+        <w:r>
+          <w:rPr>
+            <w:rStyle w:val="Hyperlink"/>
+            <w:rFonts w:cstheme="minorHAnsi"/>
+            <w:sz w:val="20"/>
+            <w:szCs w:val="20"/>
+            <w:lang w:val="en-US"/>
+          </w:rPr>
+          <w:t>https://discovery-center.cloud.sap/</w:t>
+        </w:r>
+      </w:hyperlink>
+    </w:p>
+    <w:p>
+      <w:pPr>
+        <w:rPr>
+          <w:rFonts w:cstheme="minorHAnsi"/>
+          <w:b/>
+          <w:bCs/>
+          <w:sz w:val="20"/>
+          <w:szCs w:val="20"/>
+          <w:lang w:val="en-US"/>
+        </w:rPr>
+      </w:pPr>
+      <w:r>
+        <w:rPr>
+          <w:rFonts w:cstheme="minorHAnsi"/>
+          <w:b/>
+          <w:bCs/>
+          <w:sz w:val="20"/>
+          <w:szCs w:val="20"/>
+          <w:lang w:val="en-US"/>
+        </w:rPr>
+        <w:lastRenderedPageBreak/>
+        <w:t>How to create instance &gt;</w:t>
+      </w:r>
+    </w:p>
+    <w:p>
+      <w:pPr>
+        <w:rPr>
+          <w:rFonts w:cstheme="minorHAnsi"/>
+          <w:b/>
+          <w:bCs/>
+          <w:sz w:val="20"/>
+          <w:szCs w:val="20"/>
+          <w:lang w:val="en-US"/>
+        </w:rPr>
+      </w:pPr>
+      <w:r>
+        <w:rPr>
+          <w:rFonts w:cstheme="minorHAnsi"/>
+          <w:b/>
+          <w:bCs/>
+          <w:sz w:val="20"/>
+          <w:szCs w:val="20"/>
+          <w:lang w:val="en-US"/>
+        </w:rPr>
+        <w:drawing>
+          <wp:inline distT="0" distB="0" distL="0" distR="0" wp14:anchorId="1AC36947" wp14:editId="24FCDACE">
+            <wp:extent cx="5731510" cy="2531110"/>
+            <wp:effectExtent l="57150" t="0" r="59690" b="116840"/>
+            <wp:docPr id="1136254062" name="Picture 1"/>
+            <wp:cNvGraphicFramePr>
+              <a:graphicFrameLocks xmlns:a="http://schemas.openxmlformats.org/drawingml/2006/main" noChangeAspect="1"/>
+            </wp:cNvGraphicFramePr>
+            <a:graphic xmlns:a="http://schemas.openxmlformats.org/drawingml/2006/main">
+              <a:graphicData uri="http://schemas.openxmlformats.org/drawingml/2006/picture">
+                <pic:pic xmlns:pic="http://schemas.openxmlformats.org/drawingml/2006/picture">
+                  <pic:nvPicPr>
+                    <pic:cNvPr id="1136254062" name=""/>
+                    <pic:cNvPicPr/>
+                  </pic:nvPicPr>
+                  <pic:blipFill>
+                    <a:blip r:embed="rId11"/>
+                    <a:stretch>
+                      <a:fillRect/>
+                    </a:stretch>
+                  </pic:blipFill>
+                  <pic:spPr>
+                    <a:xfrm>
+                      <a:off x="0" y="0"/>
+                      <a:ext cx="5731510" cy="2531110"/>
+                    </a:xfrm>
+                    <a:prstGeom prst="rect">
+                      <a:avLst/>
+                    </a:prstGeom>
+                    <a:effectLst>
+                      <a:outerShdw blurRad="50800" dist="50800" dir="5400000" algn="ctr" rotWithShape="0">
+                        <a:srgbClr val="000000">
+                          <a:alpha val="99000"/>
+                        </a:srgbClr>
+                      </a:outerShdw>
+                    </a:effectLst>
+                  </pic:spPr>
+                </pic:pic>
+              </a:graphicData>
+            </a:graphic>
+          </wp:inline>
+        </w:drawing>
+      </w:r>
+    </w:p>
+    <w:p>
+      <w:pPr>
+        <w:rPr>
+          <w:rFonts w:cstheme="minorHAnsi"/>
+          <w:b/>
+          <w:bCs/>
+          <w:sz w:val="20"/>
+          <w:szCs w:val="20"/>
+          <w:lang w:val="en-US"/>
+        </w:rPr>
+      </w:pPr>
+      <w:r>
+        <w:rPr>
+          <w:rFonts w:cstheme="minorHAnsi"/>
+          <w:b/>
+          <w:bCs/>
+          <w:sz w:val="20"/>
+          <w:szCs w:val="20"/>
           <w:lang w:val="en-US"/>
         </w:rPr>
         <w:t>Steps to deploy any application in CF from VS Code &gt;</w:t>
@@ -749,23 +1562,26 @@
           <w:numId w:val="1"/>
         </w:numPr>
         <w:rPr>
-          <w:sz w:val="22"/>
-          <w:szCs w:val="22"/>
-          <w:lang w:val="en-US"/>
-        </w:rPr>
-      </w:pPr>
-      <w:r>
-        <w:rPr>
-          <w:sz w:val="22"/>
-          <w:szCs w:val="22"/>
+          <w:rFonts w:cstheme="minorHAnsi"/>
+          <w:sz w:val="20"/>
+          <w:szCs w:val="20"/>
+          <w:lang w:val="en-US"/>
+        </w:rPr>
+      </w:pPr>
+      <w:r>
+        <w:rPr>
+          <w:rFonts w:cstheme="minorHAnsi"/>
+          <w:sz w:val="20"/>
+          <w:szCs w:val="20"/>
           <w:lang w:val="en-US"/>
         </w:rPr>
         <w:t>Open project in VS Code</w:t>
       </w:r>
       <w:r>
         <w:rPr>
-          <w:sz w:val="22"/>
-          <w:szCs w:val="22"/>
+          <w:rFonts w:cstheme="minorHAnsi"/>
+          <w:sz w:val="20"/>
+          <w:szCs w:val="20"/>
           <w:lang w:val="en-US"/>
         </w:rPr>
         <w:t>, Open corresponding Terminal.</w:t>
@@ -779,15 +1595,17 @@
           <w:numId w:val="1"/>
         </w:numPr>
         <w:rPr>
-          <w:sz w:val="22"/>
-          <w:szCs w:val="22"/>
-          <w:lang w:val="en-US"/>
-        </w:rPr>
-      </w:pPr>
-      <w:r>
-        <w:rPr>
-          <w:sz w:val="22"/>
-          <w:szCs w:val="22"/>
+          <w:rFonts w:cstheme="minorHAnsi"/>
+          <w:sz w:val="20"/>
+          <w:szCs w:val="20"/>
+          <w:lang w:val="en-US"/>
+        </w:rPr>
+      </w:pPr>
+      <w:r>
+        <w:rPr>
+          <w:rFonts w:cstheme="minorHAnsi"/>
+          <w:sz w:val="20"/>
+          <w:szCs w:val="20"/>
           <w:lang w:val="en-US"/>
         </w:rPr>
         <w:t xml:space="preserve">Type </w:t>
@@ -795,12 +1613,13 @@
       <w:proofErr w:type="spellStart"/>
       <w:r>
         <w:rPr>
+          <w:rFonts w:cstheme="minorHAnsi"/>
           <w:b/>
           <w:bCs/>
           <w:i/>
           <w:iCs/>
-          <w:sz w:val="22"/>
-          <w:szCs w:val="22"/>
+          <w:sz w:val="20"/>
+          <w:szCs w:val="20"/>
           <w:lang w:val="en-US"/>
         </w:rPr>
         <w:t>cf</w:t>
@@ -808,12 +1627,13 @@
       <w:proofErr w:type="spellEnd"/>
       <w:r>
         <w:rPr>
+          <w:rFonts w:cstheme="minorHAnsi"/>
           <w:b/>
           <w:bCs/>
           <w:i/>
           <w:iCs/>
-          <w:sz w:val="22"/>
-          <w:szCs w:val="22"/>
+          <w:sz w:val="20"/>
+          <w:szCs w:val="20"/>
           <w:lang w:val="en-US"/>
         </w:rPr>
         <w:t xml:space="preserve"> login -a “your </w:t>
@@ -821,12 +1641,13 @@
       <w:proofErr w:type="spellStart"/>
       <w:r>
         <w:rPr>
+          <w:rFonts w:cstheme="minorHAnsi"/>
           <w:b/>
           <w:bCs/>
           <w:i/>
           <w:iCs/>
-          <w:sz w:val="22"/>
-          <w:szCs w:val="22"/>
+          <w:sz w:val="20"/>
+          <w:szCs w:val="20"/>
           <w:lang w:val="en-US"/>
         </w:rPr>
         <w:t>api</w:t>
@@ -834,12 +1655,13 @@
       <w:proofErr w:type="spellEnd"/>
       <w:r>
         <w:rPr>
+          <w:rFonts w:cstheme="minorHAnsi"/>
           <w:b/>
           <w:bCs/>
           <w:i/>
           <w:iCs/>
-          <w:sz w:val="22"/>
-          <w:szCs w:val="22"/>
+          <w:sz w:val="20"/>
+          <w:szCs w:val="20"/>
           <w:lang w:val="en-US"/>
         </w:rPr>
         <w:t xml:space="preserve"> end point from </w:t>
@@ -847,12 +1669,13 @@
       <w:proofErr w:type="spellStart"/>
       <w:r>
         <w:rPr>
+          <w:rFonts w:cstheme="minorHAnsi"/>
           <w:b/>
           <w:bCs/>
           <w:i/>
           <w:iCs/>
-          <w:sz w:val="22"/>
-          <w:szCs w:val="22"/>
+          <w:sz w:val="20"/>
+          <w:szCs w:val="20"/>
           <w:lang w:val="en-US"/>
         </w:rPr>
         <w:t>btp</w:t>
@@ -860,27 +1683,16 @@
       <w:proofErr w:type="spellEnd"/>
       <w:r>
         <w:rPr>
+          <w:rFonts w:cstheme="minorHAnsi"/>
           <w:b/>
           <w:bCs/>
           <w:i/>
           <w:iCs/>
-          <w:sz w:val="22"/>
-          <w:szCs w:val="22"/>
-          <w:lang w:val="en-US"/>
-        </w:rPr>
-        <w:t xml:space="preserve">” &gt;&gt; </w:t>
-      </w:r>
-      <w:r>
-        <w:rPr>
-          <w:b/>
-          <w:bCs/>
-          <w:i/>
-          <w:iCs/>
-          <w:sz w:val="22"/>
-          <w:szCs w:val="22"/>
-          <w:lang w:val="en-US"/>
-        </w:rPr>
-        <w:t>https://api.cf.us10-001.hana.ondemand.com/</w:t>
+          <w:sz w:val="20"/>
+          <w:szCs w:val="20"/>
+          <w:lang w:val="en-US"/>
+        </w:rPr>
+        <w:t>” &gt;&gt; https://api.cf.us10-001.hana.ondemand.com/</w:t>
       </w:r>
     </w:p>
     <w:p>
@@ -891,15 +1703,17 @@
           <w:numId w:val="1"/>
         </w:numPr>
         <w:rPr>
-          <w:sz w:val="22"/>
-          <w:szCs w:val="22"/>
-          <w:lang w:val="en-US"/>
-        </w:rPr>
-      </w:pPr>
-      <w:r>
-        <w:rPr>
-          <w:sz w:val="22"/>
-          <w:szCs w:val="22"/>
+          <w:rFonts w:cstheme="minorHAnsi"/>
+          <w:sz w:val="20"/>
+          <w:szCs w:val="20"/>
+          <w:lang w:val="en-US"/>
+        </w:rPr>
+      </w:pPr>
+      <w:r>
+        <w:rPr>
+          <w:rFonts w:cstheme="minorHAnsi"/>
+          <w:sz w:val="20"/>
+          <w:szCs w:val="20"/>
           <w:lang w:val="en-US"/>
         </w:rPr>
         <w:t>Then enter email and Password.</w:t>
@@ -909,17 +1723,20 @@
       <w:pPr>
         <w:ind w:left="360"/>
         <w:rPr>
-          <w:sz w:val="22"/>
-          <w:szCs w:val="22"/>
-          <w:lang w:val="en-US"/>
-        </w:rPr>
-      </w:pPr>
-      <w:r>
-        <w:rPr>
+          <w:rFonts w:cstheme="minorHAnsi"/>
+          <w:sz w:val="20"/>
+          <w:szCs w:val="20"/>
+          <w:lang w:val="en-US"/>
+        </w:rPr>
+      </w:pPr>
+      <w:r>
+        <w:rPr>
+          <w:rFonts w:cstheme="minorHAnsi"/>
           <w:noProof/>
-          <w:lang w:val="en-US"/>
-        </w:rPr>
-        <w:lastRenderedPageBreak/>
+          <w:sz w:val="20"/>
+          <w:szCs w:val="20"/>
+          <w:lang w:val="en-US"/>
+        </w:rPr>
         <w:drawing>
           <wp:inline distT="0" distB="0" distL="0" distR="0" wp14:anchorId="244D9F7F" wp14:editId="4443C36B">
             <wp:extent cx="5731510" cy="3728085"/>
@@ -936,7 +1753,7 @@
                     <pic:cNvPicPr/>
                   </pic:nvPicPr>
                   <pic:blipFill>
-                    <a:blip r:embed="rId8"/>
+                    <a:blip r:embed="rId12"/>
                     <a:stretch>
                       <a:fillRect/>
                     </a:stretch>
@@ -972,28 +1789,51 @@
           <w:numId w:val="1"/>
         </w:numPr>
         <w:rPr>
-          <w:sz w:val="22"/>
-          <w:szCs w:val="22"/>
-          <w:lang w:val="en-US"/>
-        </w:rPr>
-      </w:pPr>
-      <w:r>
-        <w:rPr>
-          <w:sz w:val="22"/>
-          <w:szCs w:val="22"/>
-          <w:lang w:val="en-US"/>
-        </w:rPr>
-        <w:t xml:space="preserve">We can check all the available runtime name in BTP CF using </w:t>
+          <w:rFonts w:cstheme="minorHAnsi"/>
+          <w:sz w:val="20"/>
+          <w:szCs w:val="20"/>
+          <w:lang w:val="en-US"/>
+        </w:rPr>
+      </w:pPr>
+      <w:r>
+        <w:rPr>
+          <w:rFonts w:cstheme="minorHAnsi"/>
+          <w:sz w:val="20"/>
+          <w:szCs w:val="20"/>
+          <w:lang w:val="en-US"/>
+        </w:rPr>
+        <w:t xml:space="preserve">We can check all the available runtime name in </w:t>
+      </w:r>
+      <w:r>
+        <w:rPr>
+          <w:rFonts w:cstheme="minorHAnsi"/>
+          <w:b/>
+          <w:bCs/>
+          <w:sz w:val="20"/>
+          <w:szCs w:val="20"/>
+          <w:lang w:val="en-US"/>
+        </w:rPr>
+        <w:t>BTP CF</w:t>
+      </w:r>
+      <w:r>
+        <w:rPr>
+          <w:rFonts w:cstheme="minorHAnsi"/>
+          <w:sz w:val="20"/>
+          <w:szCs w:val="20"/>
+          <w:lang w:val="en-US"/>
+        </w:rPr>
+        <w:t xml:space="preserve"> using </w:t>
       </w:r>
       <w:proofErr w:type="spellStart"/>
       <w:r>
         <w:rPr>
+          <w:rFonts w:cstheme="minorHAnsi"/>
           <w:b/>
           <w:bCs/>
           <w:i/>
           <w:iCs/>
-          <w:sz w:val="22"/>
-          <w:szCs w:val="22"/>
+          <w:sz w:val="20"/>
+          <w:szCs w:val="20"/>
           <w:lang w:val="en-US"/>
         </w:rPr>
         <w:t>cf</w:t>
@@ -1001,12 +1841,13 @@
       <w:proofErr w:type="spellEnd"/>
       <w:r>
         <w:rPr>
+          <w:rFonts w:cstheme="minorHAnsi"/>
           <w:b/>
           <w:bCs/>
           <w:i/>
           <w:iCs/>
-          <w:sz w:val="22"/>
-          <w:szCs w:val="22"/>
+          <w:sz w:val="20"/>
+          <w:szCs w:val="20"/>
           <w:lang w:val="en-US"/>
         </w:rPr>
         <w:t xml:space="preserve"> </w:t>
@@ -1014,12 +1855,13 @@
       <w:proofErr w:type="spellStart"/>
       <w:r>
         <w:rPr>
+          <w:rFonts w:cstheme="minorHAnsi"/>
           <w:b/>
           <w:bCs/>
           <w:i/>
           <w:iCs/>
-          <w:sz w:val="22"/>
-          <w:szCs w:val="22"/>
+          <w:sz w:val="20"/>
+          <w:szCs w:val="20"/>
           <w:lang w:val="en-US"/>
         </w:rPr>
         <w:t>buildpacks</w:t>
@@ -1034,27 +1876,30 @@
           <w:numId w:val="1"/>
         </w:numPr>
         <w:rPr>
-          <w:sz w:val="22"/>
-          <w:szCs w:val="22"/>
-          <w:lang w:val="en-US"/>
-        </w:rPr>
-      </w:pPr>
-      <w:r>
-        <w:rPr>
+          <w:rFonts w:cstheme="minorHAnsi"/>
+          <w:sz w:val="20"/>
+          <w:szCs w:val="20"/>
+          <w:lang w:val="en-US"/>
+        </w:rPr>
+      </w:pPr>
+      <w:r>
+        <w:rPr>
+          <w:rFonts w:cstheme="minorHAnsi"/>
           <w:b/>
           <w:bCs/>
           <w:i/>
           <w:iCs/>
-          <w:sz w:val="22"/>
-          <w:szCs w:val="22"/>
+          <w:sz w:val="20"/>
+          <w:szCs w:val="20"/>
           <w:lang w:val="en-US"/>
         </w:rPr>
         <w:t>Cf push –</w:t>
       </w:r>
       <w:r>
         <w:rPr>
-          <w:sz w:val="22"/>
-          <w:szCs w:val="22"/>
+          <w:rFonts w:cstheme="minorHAnsi"/>
+          <w:sz w:val="20"/>
+          <w:szCs w:val="20"/>
           <w:lang w:val="en-US"/>
         </w:rPr>
         <w:t xml:space="preserve"> is used to deploy project to cloud foundry (here we are deploying go project)</w:t>
@@ -1068,26 +1913,20 @@
           <w:numId w:val="1"/>
         </w:numPr>
         <w:rPr>
-          <w:sz w:val="22"/>
-          <w:szCs w:val="22"/>
-          <w:lang w:val="en-US"/>
-        </w:rPr>
-      </w:pPr>
-      <w:r>
-        <w:rPr>
-          <w:sz w:val="22"/>
-          <w:szCs w:val="22"/>
-          <w:lang w:val="en-US"/>
-        </w:rPr>
-        <w:t>CF</w:t>
-      </w:r>
-      <w:r>
-        <w:rPr>
-          <w:sz w:val="22"/>
-          <w:szCs w:val="22"/>
-          <w:lang w:val="en-US"/>
-        </w:rPr>
-        <w:t xml:space="preserve"> login</w:t>
+          <w:rFonts w:cstheme="minorHAnsi"/>
+          <w:sz w:val="20"/>
+          <w:szCs w:val="20"/>
+          <w:lang w:val="en-US"/>
+        </w:rPr>
+      </w:pPr>
+      <w:r>
+        <w:rPr>
+          <w:rFonts w:cstheme="minorHAnsi"/>
+          <w:sz w:val="20"/>
+          <w:szCs w:val="20"/>
+          <w:lang w:val="en-US"/>
+        </w:rPr>
+        <w:t>CF login</w:t>
       </w:r>
     </w:p>
     <w:p>
@@ -1098,26 +1937,20 @@
           <w:numId w:val="1"/>
         </w:numPr>
         <w:rPr>
-          <w:sz w:val="22"/>
-          <w:szCs w:val="22"/>
-          <w:lang w:val="en-US"/>
-        </w:rPr>
-      </w:pPr>
-      <w:r>
-        <w:rPr>
-          <w:sz w:val="22"/>
-          <w:szCs w:val="22"/>
-          <w:lang w:val="en-US"/>
-        </w:rPr>
-        <w:t>CF</w:t>
-      </w:r>
-      <w:r>
-        <w:rPr>
-          <w:sz w:val="22"/>
-          <w:szCs w:val="22"/>
-          <w:lang w:val="en-US"/>
-        </w:rPr>
-        <w:t xml:space="preserve"> apps</w:t>
+          <w:rFonts w:cstheme="minorHAnsi"/>
+          <w:sz w:val="20"/>
+          <w:szCs w:val="20"/>
+          <w:lang w:val="en-US"/>
+        </w:rPr>
+      </w:pPr>
+      <w:r>
+        <w:rPr>
+          <w:rFonts w:cstheme="minorHAnsi"/>
+          <w:sz w:val="20"/>
+          <w:szCs w:val="20"/>
+          <w:lang w:val="en-US"/>
+        </w:rPr>
+        <w:t>CF apps</w:t>
       </w:r>
     </w:p>
     <w:p>
@@ -1128,26 +1961,20 @@
           <w:numId w:val="1"/>
         </w:numPr>
         <w:rPr>
-          <w:sz w:val="22"/>
-          <w:szCs w:val="22"/>
-          <w:lang w:val="en-US"/>
-        </w:rPr>
-      </w:pPr>
-      <w:r>
-        <w:rPr>
-          <w:sz w:val="22"/>
-          <w:szCs w:val="22"/>
-          <w:lang w:val="en-US"/>
-        </w:rPr>
-        <w:t>CF</w:t>
-      </w:r>
-      <w:r>
-        <w:rPr>
-          <w:sz w:val="22"/>
-          <w:szCs w:val="22"/>
-          <w:lang w:val="en-US"/>
-        </w:rPr>
-        <w:t xml:space="preserve"> scale APPNAME -m 2048M</w:t>
+          <w:rFonts w:cstheme="minorHAnsi"/>
+          <w:sz w:val="20"/>
+          <w:szCs w:val="20"/>
+          <w:lang w:val="en-US"/>
+        </w:rPr>
+      </w:pPr>
+      <w:r>
+        <w:rPr>
+          <w:rFonts w:cstheme="minorHAnsi"/>
+          <w:sz w:val="20"/>
+          <w:szCs w:val="20"/>
+          <w:lang w:val="en-US"/>
+        </w:rPr>
+        <w:t>CF scale APPNAME -m 2048M</w:t>
       </w:r>
     </w:p>
     <w:p>
@@ -1158,32 +1985,28 @@
           <w:numId w:val="1"/>
         </w:numPr>
         <w:rPr>
-          <w:sz w:val="22"/>
-          <w:szCs w:val="22"/>
-          <w:lang w:val="en-US"/>
-        </w:rPr>
-      </w:pPr>
-      <w:r>
-        <w:rPr>
-          <w:sz w:val="22"/>
-          <w:szCs w:val="22"/>
-          <w:lang w:val="en-US"/>
-        </w:rPr>
-        <w:t>CF</w:t>
-      </w:r>
-      <w:r>
-        <w:rPr>
-          <w:sz w:val="22"/>
-          <w:szCs w:val="22"/>
-          <w:lang w:val="en-US"/>
-        </w:rPr>
-        <w:t xml:space="preserve"> scale APPNAME -</w:t>
+          <w:rFonts w:cstheme="minorHAnsi"/>
+          <w:sz w:val="20"/>
+          <w:szCs w:val="20"/>
+          <w:lang w:val="en-US"/>
+        </w:rPr>
+      </w:pPr>
+      <w:r>
+        <w:rPr>
+          <w:rFonts w:cstheme="minorHAnsi"/>
+          <w:sz w:val="20"/>
+          <w:szCs w:val="20"/>
+          <w:lang w:val="en-US"/>
+        </w:rPr>
+        <w:lastRenderedPageBreak/>
+        <w:t>CF scale APPNAME -</w:t>
       </w:r>
       <w:proofErr w:type="spellStart"/>
       <w:r>
         <w:rPr>
-          <w:sz w:val="22"/>
-          <w:szCs w:val="22"/>
+          <w:rFonts w:cstheme="minorHAnsi"/>
+          <w:sz w:val="20"/>
+          <w:szCs w:val="20"/>
           <w:lang w:val="en-US"/>
         </w:rPr>
         <w:t>i</w:t>
@@ -1191,8 +2014,9 @@
       <w:proofErr w:type="spellEnd"/>
       <w:r>
         <w:rPr>
-          <w:sz w:val="22"/>
-          <w:szCs w:val="22"/>
+          <w:rFonts w:cstheme="minorHAnsi"/>
+          <w:sz w:val="20"/>
+          <w:szCs w:val="20"/>
           <w:lang w:val="en-US"/>
         </w:rPr>
         <w:t xml:space="preserve"> 2</w:t>
@@ -1201,39 +2025,44 @@
     <w:p>
       <w:pPr>
         <w:rPr>
-          <w:sz w:val="22"/>
-          <w:szCs w:val="22"/>
-          <w:lang w:val="en-US"/>
-        </w:rPr>
-      </w:pPr>
-      <w:r>
-        <w:rPr>
-          <w:sz w:val="22"/>
-          <w:szCs w:val="22"/>
+          <w:rFonts w:cstheme="minorHAnsi"/>
+          <w:sz w:val="20"/>
+          <w:szCs w:val="20"/>
+          <w:lang w:val="en-US"/>
+        </w:rPr>
+      </w:pPr>
+      <w:r>
+        <w:rPr>
+          <w:rFonts w:cstheme="minorHAnsi"/>
+          <w:sz w:val="20"/>
+          <w:szCs w:val="20"/>
           <w:lang w:val="en-US"/>
         </w:rPr>
         <w:t xml:space="preserve">Above from 6 to number 9 is for scaling of apps when deployed to Cloud foundry, </w:t>
       </w:r>
       <w:r>
         <w:rPr>
-          <w:sz w:val="22"/>
-          <w:szCs w:val="22"/>
+          <w:rFonts w:cstheme="minorHAnsi"/>
+          <w:sz w:val="20"/>
+          <w:szCs w:val="20"/>
           <w:lang w:val="en-US"/>
         </w:rPr>
         <w:t xml:space="preserve">The increase in number of </w:t>
       </w:r>
       <w:r>
         <w:rPr>
-          <w:sz w:val="22"/>
-          <w:szCs w:val="22"/>
+          <w:rFonts w:cstheme="minorHAnsi"/>
+          <w:sz w:val="20"/>
+          <w:szCs w:val="20"/>
           <w:lang w:val="en-US"/>
         </w:rPr>
         <w:t>instances</w:t>
       </w:r>
       <w:r>
         <w:rPr>
-          <w:sz w:val="22"/>
-          <w:szCs w:val="22"/>
+          <w:rFonts w:cstheme="minorHAnsi"/>
+          <w:sz w:val="20"/>
+          <w:szCs w:val="20"/>
           <w:lang w:val="en-US"/>
         </w:rPr>
         <w:t xml:space="preserve"> is horizontal scaling and increase in memory of instance is Vertical scaling.</w:t>
@@ -1242,19 +2071,21 @@
     <w:p>
       <w:pPr>
         <w:rPr>
-          <w:b/>
-          <w:bCs/>
-          <w:sz w:val="22"/>
-          <w:szCs w:val="22"/>
-          <w:lang w:val="en-US"/>
-        </w:rPr>
-      </w:pPr>
-      <w:r>
-        <w:rPr>
-          <w:b/>
-          <w:bCs/>
-          <w:sz w:val="22"/>
-          <w:szCs w:val="22"/>
+          <w:rFonts w:cstheme="minorHAnsi"/>
+          <w:b/>
+          <w:bCs/>
+          <w:sz w:val="20"/>
+          <w:szCs w:val="20"/>
+          <w:lang w:val="en-US"/>
+        </w:rPr>
+      </w:pPr>
+      <w:r>
+        <w:rPr>
+          <w:rFonts w:cstheme="minorHAnsi"/>
+          <w:b/>
+          <w:bCs/>
+          <w:sz w:val="20"/>
+          <w:szCs w:val="20"/>
           <w:lang w:val="en-US"/>
         </w:rPr>
         <w:t>Node Project Creation &gt;</w:t>
@@ -1263,47 +2094,53 @@
     <w:p>
       <w:pPr>
         <w:rPr>
-          <w:sz w:val="22"/>
-          <w:szCs w:val="22"/>
-          <w:lang w:val="en-US"/>
-        </w:rPr>
-      </w:pPr>
-      <w:r>
-        <w:rPr>
-          <w:sz w:val="22"/>
-          <w:szCs w:val="22"/>
+          <w:rFonts w:cstheme="minorHAnsi"/>
+          <w:sz w:val="20"/>
+          <w:szCs w:val="20"/>
+          <w:lang w:val="en-US"/>
+        </w:rPr>
+      </w:pPr>
+      <w:r>
+        <w:rPr>
+          <w:rFonts w:cstheme="minorHAnsi"/>
+          <w:sz w:val="20"/>
+          <w:szCs w:val="20"/>
           <w:lang w:val="en-US"/>
         </w:rPr>
         <w:t>For</w:t>
       </w:r>
       <w:r>
         <w:rPr>
-          <w:sz w:val="22"/>
-          <w:szCs w:val="22"/>
+          <w:rFonts w:cstheme="minorHAnsi"/>
+          <w:sz w:val="20"/>
+          <w:szCs w:val="20"/>
           <w:lang w:val="en-US"/>
         </w:rPr>
         <w:t xml:space="preserve"> any</w:t>
       </w:r>
       <w:r>
         <w:rPr>
-          <w:sz w:val="22"/>
-          <w:szCs w:val="22"/>
+          <w:rFonts w:cstheme="minorHAnsi"/>
+          <w:sz w:val="20"/>
+          <w:szCs w:val="20"/>
           <w:lang w:val="en-US"/>
         </w:rPr>
         <w:t xml:space="preserve"> node project </w:t>
       </w:r>
       <w:r>
         <w:rPr>
-          <w:sz w:val="22"/>
-          <w:szCs w:val="22"/>
+          <w:rFonts w:cstheme="minorHAnsi"/>
+          <w:sz w:val="20"/>
+          <w:szCs w:val="20"/>
           <w:lang w:val="en-US"/>
         </w:rPr>
         <w:t>creation,</w:t>
       </w:r>
       <w:r>
         <w:rPr>
-          <w:sz w:val="22"/>
-          <w:szCs w:val="22"/>
+          <w:rFonts w:cstheme="minorHAnsi"/>
+          <w:sz w:val="20"/>
+          <w:szCs w:val="20"/>
           <w:lang w:val="en-US"/>
         </w:rPr>
         <w:t xml:space="preserve"> we should follow below steps &gt;</w:t>
@@ -1317,15 +2154,17 @@
           <w:numId w:val="2"/>
         </w:numPr>
         <w:rPr>
-          <w:sz w:val="22"/>
-          <w:szCs w:val="22"/>
-          <w:lang w:val="en-US"/>
-        </w:rPr>
-      </w:pPr>
-      <w:r>
-        <w:rPr>
-          <w:sz w:val="22"/>
-          <w:szCs w:val="22"/>
+          <w:rFonts w:cstheme="minorHAnsi"/>
+          <w:sz w:val="20"/>
+          <w:szCs w:val="20"/>
+          <w:lang w:val="en-US"/>
+        </w:rPr>
+      </w:pPr>
+      <w:r>
+        <w:rPr>
+          <w:rFonts w:cstheme="minorHAnsi"/>
+          <w:sz w:val="20"/>
+          <w:szCs w:val="20"/>
           <w:lang w:val="en-US"/>
         </w:rPr>
         <w:t xml:space="preserve">Create a Folder then initialize the folder with node project – </w:t>
@@ -1333,10 +2172,11 @@
       <w:proofErr w:type="spellStart"/>
       <w:r>
         <w:rPr>
-          <w:b/>
-          <w:bCs/>
-          <w:sz w:val="22"/>
-          <w:szCs w:val="22"/>
+          <w:rFonts w:cstheme="minorHAnsi"/>
+          <w:b/>
+          <w:bCs/>
+          <w:sz w:val="20"/>
+          <w:szCs w:val="20"/>
           <w:lang w:val="en-US"/>
         </w:rPr>
         <w:t>npm</w:t>
@@ -1344,34 +2184,51 @@
       <w:proofErr w:type="spellEnd"/>
       <w:r>
         <w:rPr>
-          <w:b/>
-          <w:bCs/>
-          <w:sz w:val="22"/>
-          <w:szCs w:val="22"/>
-          <w:lang w:val="en-US"/>
-        </w:rPr>
-        <w:t xml:space="preserve"> init</w:t>
-      </w:r>
-      <w:r>
-        <w:rPr>
-          <w:sz w:val="22"/>
-          <w:szCs w:val="22"/>
+          <w:rFonts w:cstheme="minorHAnsi"/>
+          <w:b/>
+          <w:bCs/>
+          <w:sz w:val="20"/>
+          <w:szCs w:val="20"/>
+          <w:lang w:val="en-US"/>
+        </w:rPr>
+        <w:t xml:space="preserve"> </w:t>
+      </w:r>
+      <w:proofErr w:type="spellStart"/>
+      <w:r>
+        <w:rPr>
+          <w:rFonts w:cstheme="minorHAnsi"/>
+          <w:b/>
+          <w:bCs/>
+          <w:sz w:val="20"/>
+          <w:szCs w:val="20"/>
+          <w:lang w:val="en-US"/>
+        </w:rPr>
+        <w:t>init</w:t>
+      </w:r>
+      <w:proofErr w:type="spellEnd"/>
+      <w:r>
+        <w:rPr>
+          <w:rFonts w:cstheme="minorHAnsi"/>
+          <w:sz w:val="20"/>
+          <w:szCs w:val="20"/>
           <w:lang w:val="en-US"/>
         </w:rPr>
         <w:t xml:space="preserve"> (ui5 also we do it at start</w:t>
       </w:r>
       <w:r>
         <w:rPr>
-          <w:sz w:val="22"/>
-          <w:szCs w:val="22"/>
+          <w:rFonts w:cstheme="minorHAnsi"/>
+          <w:sz w:val="20"/>
+          <w:szCs w:val="20"/>
           <w:lang w:val="en-US"/>
         </w:rPr>
         <w:t xml:space="preserve"> as it is also a node project</w:t>
       </w:r>
       <w:r>
         <w:rPr>
-          <w:sz w:val="22"/>
-          <w:szCs w:val="22"/>
+          <w:rFonts w:cstheme="minorHAnsi"/>
+          <w:sz w:val="20"/>
+          <w:szCs w:val="20"/>
           <w:lang w:val="en-US"/>
         </w:rPr>
         <w:t>)</w:t>
@@ -1385,15 +2242,17 @@
           <w:numId w:val="2"/>
         </w:numPr>
         <w:rPr>
-          <w:sz w:val="22"/>
-          <w:szCs w:val="22"/>
-          <w:lang w:val="en-US"/>
-        </w:rPr>
-      </w:pPr>
-      <w:r>
-        <w:rPr>
-          <w:sz w:val="22"/>
-          <w:szCs w:val="22"/>
+          <w:rFonts w:cstheme="minorHAnsi"/>
+          <w:sz w:val="20"/>
+          <w:szCs w:val="20"/>
+          <w:lang w:val="en-US"/>
+        </w:rPr>
+      </w:pPr>
+      <w:r>
+        <w:rPr>
+          <w:rFonts w:cstheme="minorHAnsi"/>
+          <w:sz w:val="20"/>
+          <w:szCs w:val="20"/>
           <w:lang w:val="en-US"/>
         </w:rPr>
         <w:t>We create required file and add the reusable module from node library.</w:t>
@@ -1407,15 +2266,17 @@
           <w:numId w:val="2"/>
         </w:numPr>
         <w:rPr>
-          <w:sz w:val="22"/>
-          <w:szCs w:val="22"/>
-          <w:lang w:val="en-US"/>
-        </w:rPr>
-      </w:pPr>
-      <w:r>
-        <w:rPr>
-          <w:sz w:val="22"/>
-          <w:szCs w:val="22"/>
+          <w:rFonts w:cstheme="minorHAnsi"/>
+          <w:sz w:val="20"/>
+          <w:szCs w:val="20"/>
+          <w:lang w:val="en-US"/>
+        </w:rPr>
+      </w:pPr>
+      <w:r>
+        <w:rPr>
+          <w:rFonts w:cstheme="minorHAnsi"/>
+          <w:sz w:val="20"/>
+          <w:szCs w:val="20"/>
           <w:lang w:val="en-US"/>
         </w:rPr>
         <w:t xml:space="preserve">Syntax to add – </w:t>
@@ -1423,8 +2284,9 @@
       <w:proofErr w:type="spellStart"/>
       <w:r>
         <w:rPr>
-          <w:sz w:val="22"/>
-          <w:szCs w:val="22"/>
+          <w:rFonts w:cstheme="minorHAnsi"/>
+          <w:sz w:val="20"/>
+          <w:szCs w:val="20"/>
           <w:lang w:val="en-US"/>
         </w:rPr>
         <w:t>npm</w:t>
@@ -1432,8 +2294,9 @@
       <w:proofErr w:type="spellEnd"/>
       <w:r>
         <w:rPr>
-          <w:sz w:val="22"/>
-          <w:szCs w:val="22"/>
+          <w:rFonts w:cstheme="minorHAnsi"/>
+          <w:sz w:val="20"/>
+          <w:szCs w:val="20"/>
           <w:lang w:val="en-US"/>
         </w:rPr>
         <w:t xml:space="preserve"> install -D </w:t>
@@ -1441,8 +2304,9 @@
       <w:proofErr w:type="spellStart"/>
       <w:r>
         <w:rPr>
-          <w:sz w:val="22"/>
-          <w:szCs w:val="22"/>
+          <w:rFonts w:cstheme="minorHAnsi"/>
+          <w:sz w:val="20"/>
+          <w:szCs w:val="20"/>
           <w:lang w:val="en-US"/>
         </w:rPr>
         <w:t>nameOfModule</w:t>
@@ -1450,8 +2314,9 @@
       <w:proofErr w:type="spellEnd"/>
       <w:r>
         <w:rPr>
-          <w:sz w:val="22"/>
-          <w:szCs w:val="22"/>
+          <w:rFonts w:cstheme="minorHAnsi"/>
+          <w:sz w:val="20"/>
+          <w:szCs w:val="20"/>
           <w:lang w:val="en-US"/>
         </w:rPr>
         <w:t xml:space="preserve"> / </w:t>
@@ -1459,8 +2324,9 @@
       <w:proofErr w:type="spellStart"/>
       <w:r>
         <w:rPr>
-          <w:sz w:val="22"/>
-          <w:szCs w:val="22"/>
+          <w:rFonts w:cstheme="minorHAnsi"/>
+          <w:sz w:val="20"/>
+          <w:szCs w:val="20"/>
           <w:lang w:val="en-US"/>
         </w:rPr>
         <w:t>npm</w:t>
@@ -1468,8 +2334,9 @@
       <w:proofErr w:type="spellEnd"/>
       <w:r>
         <w:rPr>
-          <w:sz w:val="22"/>
-          <w:szCs w:val="22"/>
+          <w:rFonts w:cstheme="minorHAnsi"/>
+          <w:sz w:val="20"/>
+          <w:szCs w:val="20"/>
           <w:lang w:val="en-US"/>
         </w:rPr>
         <w:t xml:space="preserve"> install -g </w:t>
@@ -1477,8 +2344,9 @@
       <w:proofErr w:type="spellStart"/>
       <w:r>
         <w:rPr>
-          <w:sz w:val="22"/>
-          <w:szCs w:val="22"/>
+          <w:rFonts w:cstheme="minorHAnsi"/>
+          <w:sz w:val="20"/>
+          <w:szCs w:val="20"/>
           <w:lang w:val="en-US"/>
         </w:rPr>
         <w:t>nameOfModule</w:t>
@@ -1488,19 +2356,21 @@
     <w:p>
       <w:pPr>
         <w:rPr>
-          <w:b/>
-          <w:bCs/>
-          <w:sz w:val="22"/>
-          <w:szCs w:val="22"/>
-          <w:lang w:val="en-US"/>
-        </w:rPr>
-      </w:pPr>
-      <w:r>
-        <w:rPr>
-          <w:b/>
-          <w:bCs/>
-          <w:sz w:val="22"/>
-          <w:szCs w:val="22"/>
+          <w:rFonts w:cstheme="minorHAnsi"/>
+          <w:b/>
+          <w:bCs/>
+          <w:sz w:val="20"/>
+          <w:szCs w:val="20"/>
+          <w:lang w:val="en-US"/>
+        </w:rPr>
+      </w:pPr>
+      <w:r>
+        <w:rPr>
+          <w:rFonts w:cstheme="minorHAnsi"/>
+          <w:b/>
+          <w:bCs/>
+          <w:sz w:val="20"/>
+          <w:szCs w:val="20"/>
           <w:lang w:val="en-US"/>
         </w:rPr>
         <w:t>How to create a Server using express &gt;</w:t>
@@ -1509,15 +2379,17 @@
     <w:p>
       <w:pPr>
         <w:rPr>
-          <w:sz w:val="22"/>
-          <w:szCs w:val="22"/>
-          <w:lang w:val="en-US"/>
-        </w:rPr>
-      </w:pPr>
-      <w:r>
-        <w:rPr>
-          <w:sz w:val="22"/>
-          <w:szCs w:val="22"/>
+          <w:rFonts w:cstheme="minorHAnsi"/>
+          <w:sz w:val="20"/>
+          <w:szCs w:val="20"/>
+          <w:lang w:val="en-US"/>
+        </w:rPr>
+      </w:pPr>
+      <w:r>
+        <w:rPr>
+          <w:rFonts w:cstheme="minorHAnsi"/>
+          <w:sz w:val="20"/>
+          <w:szCs w:val="20"/>
           <w:lang w:val="en-US"/>
         </w:rPr>
         <w:t>We first need to add express module, then we can use various methods provided by express.</w:t>
@@ -1526,19 +2398,20 @@
     <w:p>
       <w:pPr>
         <w:rPr>
-          <w:sz w:val="22"/>
-          <w:szCs w:val="22"/>
-          <w:lang w:val="en-US"/>
-        </w:rPr>
-      </w:pPr>
-      <w:r>
-        <w:rPr>
+          <w:rFonts w:cstheme="minorHAnsi"/>
+          <w:sz w:val="20"/>
+          <w:szCs w:val="20"/>
+          <w:lang w:val="en-US"/>
+        </w:rPr>
+      </w:pPr>
+      <w:r>
+        <w:rPr>
+          <w:rFonts w:cstheme="minorHAnsi"/>
           <w:noProof/>
-          <w:sz w:val="22"/>
-          <w:szCs w:val="22"/>
-          <w:lang w:val="en-US"/>
-        </w:rPr>
-        <w:lastRenderedPageBreak/>
+          <w:sz w:val="20"/>
+          <w:szCs w:val="20"/>
+          <w:lang w:val="en-US"/>
+        </w:rPr>
         <w:drawing>
           <wp:inline distT="0" distB="0" distL="0" distR="0" wp14:anchorId="15762006" wp14:editId="23626E96">
             <wp:extent cx="5731510" cy="3415030"/>
@@ -1555,7 +2428,7 @@
                     <pic:cNvPicPr/>
                   </pic:nvPicPr>
                   <pic:blipFill>
-                    <a:blip r:embed="rId9"/>
+                    <a:blip r:embed="rId13"/>
                     <a:stretch>
                       <a:fillRect/>
                     </a:stretch>
@@ -1586,15 +2459,17 @@
     <w:p>
       <w:pPr>
         <w:rPr>
-          <w:sz w:val="22"/>
-          <w:szCs w:val="22"/>
-          <w:lang w:val="en-US"/>
-        </w:rPr>
-      </w:pPr>
-      <w:r>
-        <w:rPr>
-          <w:sz w:val="22"/>
-          <w:szCs w:val="22"/>
+          <w:rFonts w:cstheme="minorHAnsi"/>
+          <w:sz w:val="20"/>
+          <w:szCs w:val="20"/>
+          <w:lang w:val="en-US"/>
+        </w:rPr>
+      </w:pPr>
+      <w:r>
+        <w:rPr>
+          <w:rFonts w:cstheme="minorHAnsi"/>
+          <w:sz w:val="20"/>
+          <w:szCs w:val="20"/>
           <w:lang w:val="en-US"/>
         </w:rPr>
         <w:t>But we are sending Json directly as a response which is not correct way so we can create a new Folder called ‘webapp’ and can expose all the files inside it.</w:t>
@@ -1603,18 +2478,21 @@
     <w:p>
       <w:pPr>
         <w:rPr>
-          <w:sz w:val="22"/>
-          <w:szCs w:val="22"/>
-          <w:lang w:val="en-US"/>
-        </w:rPr>
-      </w:pPr>
-      <w:r>
-        <w:rPr>
+          <w:rFonts w:cstheme="minorHAnsi"/>
+          <w:sz w:val="20"/>
+          <w:szCs w:val="20"/>
+          <w:lang w:val="en-US"/>
+        </w:rPr>
+      </w:pPr>
+      <w:r>
+        <w:rPr>
+          <w:rFonts w:cstheme="minorHAnsi"/>
           <w:noProof/>
-          <w:sz w:val="22"/>
-          <w:szCs w:val="22"/>
-          <w:lang w:val="en-US"/>
-        </w:rPr>
+          <w:sz w:val="20"/>
+          <w:szCs w:val="20"/>
+          <w:lang w:val="en-US"/>
+        </w:rPr>
+        <w:lastRenderedPageBreak/>
         <w:drawing>
           <wp:inline distT="0" distB="0" distL="0" distR="0" wp14:anchorId="11F0AC08" wp14:editId="0DC82C57">
             <wp:extent cx="5731510" cy="2330450"/>
@@ -1631,7 +2509,7 @@
                     <pic:cNvPicPr/>
                   </pic:nvPicPr>
                   <pic:blipFill>
-                    <a:blip r:embed="rId10"/>
+                    <a:blip r:embed="rId14"/>
                     <a:stretch>
                       <a:fillRect/>
                     </a:stretch>
@@ -1662,19 +2540,21 @@
     <w:p>
       <w:pPr>
         <w:rPr>
-          <w:b/>
-          <w:bCs/>
-          <w:sz w:val="22"/>
-          <w:szCs w:val="22"/>
-          <w:lang w:val="en-US"/>
-        </w:rPr>
-      </w:pPr>
-      <w:r>
-        <w:rPr>
-          <w:b/>
-          <w:bCs/>
-          <w:sz w:val="22"/>
-          <w:szCs w:val="22"/>
+          <w:rFonts w:cstheme="minorHAnsi"/>
+          <w:b/>
+          <w:bCs/>
+          <w:sz w:val="20"/>
+          <w:szCs w:val="20"/>
+          <w:lang w:val="en-US"/>
+        </w:rPr>
+      </w:pPr>
+      <w:r>
+        <w:rPr>
+          <w:rFonts w:cstheme="minorHAnsi"/>
+          <w:b/>
+          <w:bCs/>
+          <w:sz w:val="20"/>
+          <w:szCs w:val="20"/>
           <w:lang w:val="en-US"/>
         </w:rPr>
         <w:t>CAPM &gt;</w:t>
@@ -1683,19 +2563,21 @@
     <w:p>
       <w:pPr>
         <w:rPr>
-          <w:b/>
-          <w:bCs/>
-          <w:sz w:val="22"/>
-          <w:szCs w:val="22"/>
-          <w:lang w:val="en-US"/>
-        </w:rPr>
-      </w:pPr>
-      <w:r>
-        <w:rPr>
-          <w:b/>
-          <w:bCs/>
-          <w:sz w:val="22"/>
-          <w:szCs w:val="22"/>
+          <w:rFonts w:cstheme="minorHAnsi"/>
+          <w:b/>
+          <w:bCs/>
+          <w:sz w:val="20"/>
+          <w:szCs w:val="20"/>
+          <w:lang w:val="en-US"/>
+        </w:rPr>
+      </w:pPr>
+      <w:r>
+        <w:rPr>
+          <w:rFonts w:cstheme="minorHAnsi"/>
+          <w:b/>
+          <w:bCs/>
+          <w:sz w:val="20"/>
+          <w:szCs w:val="20"/>
           <w:lang w:val="en-US"/>
         </w:rPr>
         <w:t xml:space="preserve">CDS &gt; </w:t>
@@ -1704,31 +2586,35 @@
     <w:p>
       <w:pPr>
         <w:rPr>
-          <w:sz w:val="22"/>
-          <w:szCs w:val="22"/>
-          <w:lang w:val="en-US"/>
-        </w:rPr>
-      </w:pPr>
-      <w:r>
-        <w:rPr>
-          <w:sz w:val="22"/>
-          <w:szCs w:val="22"/>
+          <w:rFonts w:cstheme="minorHAnsi"/>
+          <w:sz w:val="20"/>
+          <w:szCs w:val="20"/>
+          <w:lang w:val="en-US"/>
+        </w:rPr>
+      </w:pPr>
+      <w:r>
+        <w:rPr>
+          <w:rFonts w:cstheme="minorHAnsi"/>
+          <w:sz w:val="20"/>
+          <w:szCs w:val="20"/>
           <w:lang w:val="en-US"/>
         </w:rPr>
         <w:t>Basically,</w:t>
       </w:r>
       <w:r>
         <w:rPr>
-          <w:sz w:val="22"/>
-          <w:szCs w:val="22"/>
+          <w:rFonts w:cstheme="minorHAnsi"/>
+          <w:sz w:val="20"/>
+          <w:szCs w:val="20"/>
           <w:lang w:val="en-US"/>
         </w:rPr>
         <w:t xml:space="preserve"> we use CDS in CAPM because it helps mostly on changing DB, as if we use SQL </w:t>
       </w:r>
       <w:r>
         <w:rPr>
-          <w:sz w:val="22"/>
-          <w:szCs w:val="22"/>
+          <w:rFonts w:cstheme="minorHAnsi"/>
+          <w:sz w:val="20"/>
+          <w:szCs w:val="20"/>
           <w:lang w:val="en-US"/>
         </w:rPr>
         <w:t>and have MySQL Db then if we certainly want to migrate to HANA then need to change whole SQL code as syntax is different.</w:t>
@@ -1737,19 +2623,20 @@
     <w:p>
       <w:pPr>
         <w:rPr>
-          <w:sz w:val="22"/>
-          <w:szCs w:val="22"/>
-          <w:lang w:val="en-US"/>
-        </w:rPr>
-      </w:pPr>
-      <w:r>
-        <w:rPr>
+          <w:rFonts w:cstheme="minorHAnsi"/>
+          <w:sz w:val="20"/>
+          <w:szCs w:val="20"/>
+          <w:lang w:val="en-US"/>
+        </w:rPr>
+      </w:pPr>
+      <w:r>
+        <w:rPr>
+          <w:rFonts w:cstheme="minorHAnsi"/>
           <w:noProof/>
-          <w:sz w:val="22"/>
-          <w:szCs w:val="22"/>
-          <w:lang w:val="en-US"/>
-        </w:rPr>
-        <w:lastRenderedPageBreak/>
+          <w:sz w:val="20"/>
+          <w:szCs w:val="20"/>
+          <w:lang w:val="en-US"/>
+        </w:rPr>
         <w:drawing>
           <wp:inline distT="0" distB="0" distL="0" distR="0" wp14:anchorId="2B09310E" wp14:editId="23C63413">
             <wp:extent cx="5731510" cy="3152775"/>
@@ -1766,7 +2653,7 @@
                     <pic:cNvPicPr/>
                   </pic:nvPicPr>
                   <pic:blipFill>
-                    <a:blip r:embed="rId11"/>
+                    <a:blip r:embed="rId15"/>
                     <a:stretch>
                       <a:fillRect/>
                     </a:stretch>
@@ -1797,23 +2684,26 @@
     <w:p>
       <w:pPr>
         <w:rPr>
-          <w:sz w:val="22"/>
-          <w:szCs w:val="22"/>
-          <w:lang w:val="en-US"/>
-        </w:rPr>
-      </w:pPr>
-      <w:r>
-        <w:rPr>
-          <w:sz w:val="22"/>
-          <w:szCs w:val="22"/>
+          <w:rFonts w:cstheme="minorHAnsi"/>
+          <w:sz w:val="20"/>
+          <w:szCs w:val="20"/>
+          <w:lang w:val="en-US"/>
+        </w:rPr>
+      </w:pPr>
+      <w:r>
+        <w:rPr>
+          <w:rFonts w:cstheme="minorHAnsi"/>
+          <w:sz w:val="20"/>
+          <w:szCs w:val="20"/>
           <w:lang w:val="en-US"/>
         </w:rPr>
         <w:t xml:space="preserve">Solution </w:t>
       </w:r>
       <w:r>
         <w:rPr>
-          <w:sz w:val="22"/>
-          <w:szCs w:val="22"/>
+          <w:rFonts w:cstheme="minorHAnsi"/>
+          <w:sz w:val="20"/>
+          <w:szCs w:val="20"/>
           <w:lang w:val="en-US"/>
         </w:rPr>
         <w:t>-</w:t>
@@ -1822,18 +2712,21 @@
     <w:p>
       <w:pPr>
         <w:rPr>
-          <w:sz w:val="22"/>
-          <w:szCs w:val="22"/>
-          <w:lang w:val="en-US"/>
-        </w:rPr>
-      </w:pPr>
-      <w:r>
-        <w:rPr>
+          <w:rFonts w:cstheme="minorHAnsi"/>
+          <w:sz w:val="20"/>
+          <w:szCs w:val="20"/>
+          <w:lang w:val="en-US"/>
+        </w:rPr>
+      </w:pPr>
+      <w:r>
+        <w:rPr>
+          <w:rFonts w:cstheme="minorHAnsi"/>
           <w:noProof/>
-          <w:sz w:val="22"/>
-          <w:szCs w:val="22"/>
-          <w:lang w:val="en-US"/>
-        </w:rPr>
+          <w:sz w:val="20"/>
+          <w:szCs w:val="20"/>
+          <w:lang w:val="en-US"/>
+        </w:rPr>
+        <w:lastRenderedPageBreak/>
         <w:drawing>
           <wp:inline distT="0" distB="0" distL="0" distR="0" wp14:anchorId="1FD2D09E" wp14:editId="5AD0792B">
             <wp:extent cx="5731510" cy="3624580"/>
@@ -1850,7 +2743,7 @@
                     <pic:cNvPicPr/>
                   </pic:nvPicPr>
                   <pic:blipFill>
-                    <a:blip r:embed="rId12"/>
+                    <a:blip r:embed="rId16"/>
                     <a:stretch>
                       <a:fillRect/>
                     </a:stretch>
@@ -1881,23 +2774,26 @@
     <w:p>
       <w:pPr>
         <w:rPr>
-          <w:sz w:val="22"/>
-          <w:szCs w:val="22"/>
-          <w:lang w:val="en-US"/>
-        </w:rPr>
-      </w:pPr>
-      <w:r>
-        <w:rPr>
-          <w:sz w:val="22"/>
-          <w:szCs w:val="22"/>
+          <w:rFonts w:cstheme="minorHAnsi"/>
+          <w:sz w:val="20"/>
+          <w:szCs w:val="20"/>
+          <w:lang w:val="en-US"/>
+        </w:rPr>
+      </w:pPr>
+      <w:r>
+        <w:rPr>
+          <w:rFonts w:cstheme="minorHAnsi"/>
+          <w:sz w:val="20"/>
+          <w:szCs w:val="20"/>
           <w:lang w:val="en-US"/>
         </w:rPr>
         <w:t>Basically,</w:t>
       </w:r>
       <w:r>
         <w:rPr>
-          <w:sz w:val="22"/>
-          <w:szCs w:val="22"/>
+          <w:rFonts w:cstheme="minorHAnsi"/>
+          <w:sz w:val="20"/>
+          <w:szCs w:val="20"/>
           <w:lang w:val="en-US"/>
         </w:rPr>
         <w:t xml:space="preserve"> CAP framework @sap/cds helps to convert to the DB specific code.</w:t>
@@ -1906,19 +2802,21 @@
     <w:p>
       <w:pPr>
         <w:rPr>
-          <w:b/>
-          <w:bCs/>
-          <w:sz w:val="22"/>
-          <w:szCs w:val="22"/>
-          <w:lang w:val="en-US"/>
-        </w:rPr>
-      </w:pPr>
-      <w:r>
-        <w:rPr>
-          <w:b/>
-          <w:bCs/>
-          <w:sz w:val="22"/>
-          <w:szCs w:val="22"/>
+          <w:rFonts w:cstheme="minorHAnsi"/>
+          <w:b/>
+          <w:bCs/>
+          <w:sz w:val="20"/>
+          <w:szCs w:val="20"/>
+          <w:lang w:val="en-US"/>
+        </w:rPr>
+      </w:pPr>
+      <w:r>
+        <w:rPr>
+          <w:rFonts w:cstheme="minorHAnsi"/>
+          <w:b/>
+          <w:bCs/>
+          <w:sz w:val="20"/>
+          <w:szCs w:val="20"/>
           <w:lang w:val="en-US"/>
         </w:rPr>
         <w:t>Basic CAPM Project structure &gt;</w:t>
@@ -1927,15 +2825,17 @@
     <w:p>
       <w:pPr>
         <w:rPr>
-          <w:sz w:val="22"/>
-          <w:szCs w:val="22"/>
-          <w:lang w:val="en-US"/>
-        </w:rPr>
-      </w:pPr>
-      <w:r>
-        <w:rPr>
-          <w:sz w:val="22"/>
-          <w:szCs w:val="22"/>
+          <w:rFonts w:cstheme="minorHAnsi"/>
+          <w:sz w:val="20"/>
+          <w:szCs w:val="20"/>
+          <w:lang w:val="en-US"/>
+        </w:rPr>
+      </w:pPr>
+      <w:r>
+        <w:rPr>
+          <w:rFonts w:cstheme="minorHAnsi"/>
+          <w:sz w:val="20"/>
+          <w:szCs w:val="20"/>
           <w:lang w:val="en-US"/>
         </w:rPr>
         <w:t>For creating basic CAPM project structure follow below –</w:t>
@@ -1949,15 +2849,17 @@
           <w:numId w:val="3"/>
         </w:numPr>
         <w:rPr>
-          <w:sz w:val="22"/>
-          <w:szCs w:val="22"/>
-          <w:lang w:val="en-US"/>
-        </w:rPr>
-      </w:pPr>
-      <w:r>
-        <w:rPr>
-          <w:sz w:val="22"/>
-          <w:szCs w:val="22"/>
+          <w:rFonts w:cstheme="minorHAnsi"/>
+          <w:sz w:val="20"/>
+          <w:szCs w:val="20"/>
+          <w:lang w:val="en-US"/>
+        </w:rPr>
+      </w:pPr>
+      <w:r>
+        <w:rPr>
+          <w:rFonts w:cstheme="minorHAnsi"/>
+          <w:sz w:val="20"/>
+          <w:szCs w:val="20"/>
           <w:lang w:val="en-US"/>
         </w:rPr>
         <w:t>Create a Project Folder</w:t>
@@ -1971,15 +2873,17 @@
           <w:numId w:val="3"/>
         </w:numPr>
         <w:rPr>
-          <w:sz w:val="22"/>
-          <w:szCs w:val="22"/>
-          <w:lang w:val="en-US"/>
-        </w:rPr>
-      </w:pPr>
-      <w:r>
-        <w:rPr>
-          <w:sz w:val="22"/>
-          <w:szCs w:val="22"/>
+          <w:rFonts w:cstheme="minorHAnsi"/>
+          <w:sz w:val="20"/>
+          <w:szCs w:val="20"/>
+          <w:lang w:val="en-US"/>
+        </w:rPr>
+      </w:pPr>
+      <w:r>
+        <w:rPr>
+          <w:rFonts w:cstheme="minorHAnsi"/>
+          <w:sz w:val="20"/>
+          <w:szCs w:val="20"/>
           <w:lang w:val="en-US"/>
         </w:rPr>
         <w:t>Go for CDS init for creating CDS project structure</w:t>
@@ -1993,26 +2897,28 @@
           <w:numId w:val="3"/>
         </w:numPr>
         <w:rPr>
-          <w:sz w:val="22"/>
-          <w:szCs w:val="22"/>
-          <w:lang w:val="en-US"/>
-        </w:rPr>
-      </w:pPr>
-      <w:r>
-        <w:rPr>
-          <w:sz w:val="22"/>
-          <w:szCs w:val="22"/>
-          <w:lang w:val="en-US"/>
-        </w:rPr>
-        <w:lastRenderedPageBreak/>
+          <w:rFonts w:cstheme="minorHAnsi"/>
+          <w:sz w:val="20"/>
+          <w:szCs w:val="20"/>
+          <w:lang w:val="en-US"/>
+        </w:rPr>
+      </w:pPr>
+      <w:r>
+        <w:rPr>
+          <w:rFonts w:cstheme="minorHAnsi"/>
+          <w:sz w:val="20"/>
+          <w:szCs w:val="20"/>
+          <w:lang w:val="en-US"/>
+        </w:rPr>
         <w:t>Npm install for installing all the dependency from package.json file.</w:t>
       </w:r>
     </w:p>
     <w:p>
       <w:pPr>
         <w:rPr>
-          <w:sz w:val="22"/>
-          <w:szCs w:val="22"/>
+          <w:rFonts w:cstheme="minorHAnsi"/>
+          <w:sz w:val="20"/>
+          <w:szCs w:val="20"/>
           <w:lang w:val="en-US"/>
         </w:rPr>
       </w:pPr>
@@ -2911,7 +3817,6 @@
   <w:style w:type="character" w:default="1" w:styleId="DefaultParagraphFont">
     <w:name w:val="Default Paragraph Font"/>
     <w:uiPriority w:val="1"/>
-    <w:semiHidden/>
     <w:unhideWhenUsed/>
   </w:style>
   <w:style w:type="table" w:default="1" w:styleId="TableNormal">
@@ -3225,6 +4130,29 @@
       <w:spacing w:val="5"/>
     </w:rPr>
   </w:style>
+  <w:style w:type="character" w:styleId="Hyperlink">
+    <w:name w:val="Hyperlink"/>
+    <w:basedOn w:val="DefaultParagraphFont"/>
+    <w:uiPriority w:val="99"/>
+    <w:unhideWhenUsed/>
+    <w:rsid w:val="008C404E"/>
+    <w:rPr>
+      <w:color w:val="0563C1" w:themeColor="hyperlink"/>
+      <w:u w:val="single"/>
+    </w:rPr>
+  </w:style>
+  <w:style w:type="character" w:styleId="UnresolvedMention">
+    <w:name w:val="Unresolved Mention"/>
+    <w:basedOn w:val="DefaultParagraphFont"/>
+    <w:uiPriority w:val="99"/>
+    <w:semiHidden/>
+    <w:unhideWhenUsed/>
+    <w:rsid w:val="008C404E"/>
+    <w:rPr>
+      <w:color w:val="605E5C"/>
+      <w:shd w:val="clear" w:color="auto" w:fill="E1DFDD"/>
+    </w:rPr>
+  </w:style>
 </w:styles>
 </file>
 

--- a/CAPM Projects/Notes-CAPM/Anubabh_CAPM_Notes.docx
+++ b/CAPM Projects/Notes-CAPM/Anubabh_CAPM_Notes.docx
@@ -910,6 +910,7 @@
           <w:rFonts w:cstheme="minorHAnsi"/>
           <w:b/>
           <w:bCs/>
+          <w:noProof/>
           <w:sz w:val="20"/>
           <w:szCs w:val="20"/>
           <w:lang w:val="en-US"/>
@@ -1050,6 +1051,7 @@
       <w:r>
         <w:rPr>
           <w:rFonts w:cstheme="minorHAnsi"/>
+          <w:noProof/>
           <w:sz w:val="20"/>
           <w:szCs w:val="20"/>
           <w:lang w:val="en-US"/>
@@ -1294,16 +1296,7 @@
           <w:szCs w:val="20"/>
           <w:lang w:val="en-US"/>
         </w:rPr>
-        <w:t>are the purest services</w:t>
-      </w:r>
-      <w:r>
-        <w:rPr>
-          <w:rFonts w:cstheme="minorHAnsi"/>
-          <w:sz w:val="20"/>
-          <w:szCs w:val="20"/>
-          <w:lang w:val="en-US"/>
-        </w:rPr>
-        <w:t xml:space="preserve">, </w:t>
+        <w:t xml:space="preserve">are the purest services, </w:t>
       </w:r>
       <w:r>
         <w:rPr>
@@ -1483,6 +1476,7 @@
           <w:rFonts w:cstheme="minorHAnsi"/>
           <w:b/>
           <w:bCs/>
+          <w:noProof/>
           <w:sz w:val="20"/>
           <w:szCs w:val="20"/>
           <w:lang w:val="en-US"/>
@@ -1610,7 +1604,6 @@
         </w:rPr>
         <w:t xml:space="preserve">Type </w:t>
       </w:r>
-      <w:proofErr w:type="spellStart"/>
       <w:r>
         <w:rPr>
           <w:rFonts w:cstheme="minorHAnsi"/>
@@ -1622,77 +1615,7 @@
           <w:szCs w:val="20"/>
           <w:lang w:val="en-US"/>
         </w:rPr>
-        <w:t>cf</w:t>
-      </w:r>
-      <w:proofErr w:type="spellEnd"/>
-      <w:r>
-        <w:rPr>
-          <w:rFonts w:cstheme="minorHAnsi"/>
-          <w:b/>
-          <w:bCs/>
-          <w:i/>
-          <w:iCs/>
-          <w:sz w:val="20"/>
-          <w:szCs w:val="20"/>
-          <w:lang w:val="en-US"/>
-        </w:rPr>
-        <w:t xml:space="preserve"> login -a “your </w:t>
-      </w:r>
-      <w:proofErr w:type="spellStart"/>
-      <w:r>
-        <w:rPr>
-          <w:rFonts w:cstheme="minorHAnsi"/>
-          <w:b/>
-          <w:bCs/>
-          <w:i/>
-          <w:iCs/>
-          <w:sz w:val="20"/>
-          <w:szCs w:val="20"/>
-          <w:lang w:val="en-US"/>
-        </w:rPr>
-        <w:t>api</w:t>
-      </w:r>
-      <w:proofErr w:type="spellEnd"/>
-      <w:r>
-        <w:rPr>
-          <w:rFonts w:cstheme="minorHAnsi"/>
-          <w:b/>
-          <w:bCs/>
-          <w:i/>
-          <w:iCs/>
-          <w:sz w:val="20"/>
-          <w:szCs w:val="20"/>
-          <w:lang w:val="en-US"/>
-        </w:rPr>
-        <w:t xml:space="preserve"> end point from </w:t>
-      </w:r>
-      <w:proofErr w:type="spellStart"/>
-      <w:r>
-        <w:rPr>
-          <w:rFonts w:cstheme="minorHAnsi"/>
-          <w:b/>
-          <w:bCs/>
-          <w:i/>
-          <w:iCs/>
-          <w:sz w:val="20"/>
-          <w:szCs w:val="20"/>
-          <w:lang w:val="en-US"/>
-        </w:rPr>
-        <w:t>btp</w:t>
-      </w:r>
-      <w:proofErr w:type="spellEnd"/>
-      <w:r>
-        <w:rPr>
-          <w:rFonts w:cstheme="minorHAnsi"/>
-          <w:b/>
-          <w:bCs/>
-          <w:i/>
-          <w:iCs/>
-          <w:sz w:val="20"/>
-          <w:szCs w:val="20"/>
-          <w:lang w:val="en-US"/>
-        </w:rPr>
-        <w:t>” &gt;&gt; https://api.cf.us10-001.hana.ondemand.com/</w:t>
+        <w:t>cf login -a “your api end point from btp” &gt;&gt; https://api.cf.us10-001.hana.ondemand.com/</w:t>
       </w:r>
     </w:p>
     <w:p>
@@ -1824,7 +1747,6 @@
         </w:rPr>
         <w:t xml:space="preserve"> using </w:t>
       </w:r>
-      <w:proofErr w:type="spellStart"/>
       <w:r>
         <w:rPr>
           <w:rFonts w:cstheme="minorHAnsi"/>
@@ -1836,37 +1758,8 @@
           <w:szCs w:val="20"/>
           <w:lang w:val="en-US"/>
         </w:rPr>
-        <w:t>cf</w:t>
-      </w:r>
-      <w:proofErr w:type="spellEnd"/>
-      <w:r>
-        <w:rPr>
-          <w:rFonts w:cstheme="minorHAnsi"/>
-          <w:b/>
-          <w:bCs/>
-          <w:i/>
-          <w:iCs/>
-          <w:sz w:val="20"/>
-          <w:szCs w:val="20"/>
-          <w:lang w:val="en-US"/>
-        </w:rPr>
-        <w:t xml:space="preserve"> </w:t>
-      </w:r>
-      <w:proofErr w:type="spellStart"/>
-      <w:r>
-        <w:rPr>
-          <w:rFonts w:cstheme="minorHAnsi"/>
-          <w:b/>
-          <w:bCs/>
-          <w:i/>
-          <w:iCs/>
-          <w:sz w:val="20"/>
-          <w:szCs w:val="20"/>
-          <w:lang w:val="en-US"/>
-        </w:rPr>
-        <w:t>buildpacks</w:t>
-      </w:r>
-      <w:proofErr w:type="spellEnd"/>
+        <w:t>cf buildpacks</w:t>
+      </w:r>
     </w:p>
     <w:p>
       <w:pPr>
@@ -1952,6 +1845,15 @@
         </w:rPr>
         <w:t>CF apps</w:t>
       </w:r>
+      <w:r>
+        <w:rPr>
+          <w:rFonts w:cstheme="minorHAnsi"/>
+          <w:sz w:val="20"/>
+          <w:szCs w:val="20"/>
+          <w:lang w:val="en-US"/>
+        </w:rPr>
+        <w:t xml:space="preserve"> – for all apps</w:t>
+      </w:r>
     </w:p>
     <w:p>
       <w:pPr>
@@ -1976,6 +1878,42 @@
         </w:rPr>
         <w:t>CF scale APPNAME -m 2048M</w:t>
       </w:r>
+      <w:r>
+        <w:rPr>
+          <w:rFonts w:cstheme="minorHAnsi"/>
+          <w:sz w:val="20"/>
+          <w:szCs w:val="20"/>
+          <w:lang w:val="en-US"/>
+        </w:rPr>
+        <w:t xml:space="preserve"> </w:t>
+      </w:r>
+      <w:r>
+        <w:rPr>
+          <w:rFonts w:cstheme="minorHAnsi"/>
+          <w:sz w:val="20"/>
+          <w:szCs w:val="20"/>
+          <w:lang w:val="en-US"/>
+        </w:rPr>
+        <w:t>(can</w:t>
+      </w:r>
+      <w:r>
+        <w:rPr>
+          <w:rFonts w:cstheme="minorHAnsi"/>
+          <w:sz w:val="20"/>
+          <w:szCs w:val="20"/>
+          <w:lang w:val="en-US"/>
+        </w:rPr>
+        <w:t xml:space="preserve"> be used for both up and </w:t>
+      </w:r>
+      <w:r>
+        <w:rPr>
+          <w:rFonts w:cstheme="minorHAnsi"/>
+          <w:sz w:val="20"/>
+          <w:szCs w:val="20"/>
+          <w:lang w:val="en-US"/>
+        </w:rPr>
+        <w:t>downscale)</w:t>
+      </w:r>
     </w:p>
     <w:p>
       <w:pPr>
@@ -1999,27 +1937,7 @@
           <w:lang w:val="en-US"/>
         </w:rPr>
         <w:lastRenderedPageBreak/>
-        <w:t>CF scale APPNAME -</w:t>
-      </w:r>
-      <w:proofErr w:type="spellStart"/>
-      <w:r>
-        <w:rPr>
-          <w:rFonts w:cstheme="minorHAnsi"/>
-          <w:sz w:val="20"/>
-          <w:szCs w:val="20"/>
-          <w:lang w:val="en-US"/>
-        </w:rPr>
-        <w:t>i</w:t>
-      </w:r>
-      <w:proofErr w:type="spellEnd"/>
-      <w:r>
-        <w:rPr>
-          <w:rFonts w:cstheme="minorHAnsi"/>
-          <w:sz w:val="20"/>
-          <w:szCs w:val="20"/>
-          <w:lang w:val="en-US"/>
-        </w:rPr>
-        <w:t xml:space="preserve"> 2</w:t>
+        <w:t>CF scale APPNAME -i 2</w:t>
       </w:r>
     </w:p>
     <w:p>
@@ -2169,43 +2087,17 @@
         </w:rPr>
         <w:t xml:space="preserve">Create a Folder then initialize the folder with node project – </w:t>
       </w:r>
-      <w:proofErr w:type="spellStart"/>
-      <w:r>
-        <w:rPr>
-          <w:rFonts w:cstheme="minorHAnsi"/>
-          <w:b/>
-          <w:bCs/>
-          <w:sz w:val="20"/>
-          <w:szCs w:val="20"/>
-          <w:lang w:val="en-US"/>
-        </w:rPr>
-        <w:t>npm</w:t>
-      </w:r>
-      <w:proofErr w:type="spellEnd"/>
-      <w:r>
-        <w:rPr>
-          <w:rFonts w:cstheme="minorHAnsi"/>
-          <w:b/>
-          <w:bCs/>
-          <w:sz w:val="20"/>
-          <w:szCs w:val="20"/>
-          <w:lang w:val="en-US"/>
-        </w:rPr>
-        <w:t xml:space="preserve"> </w:t>
-      </w:r>
-      <w:proofErr w:type="spellStart"/>
-      <w:r>
-        <w:rPr>
-          <w:rFonts w:cstheme="minorHAnsi"/>
-          <w:b/>
-          <w:bCs/>
-          <w:sz w:val="20"/>
-          <w:szCs w:val="20"/>
-          <w:lang w:val="en-US"/>
-        </w:rPr>
-        <w:t>init</w:t>
-      </w:r>
-      <w:proofErr w:type="spellEnd"/>
+      <w:r>
+        <w:rPr>
+          <w:rFonts w:cstheme="minorHAnsi"/>
+          <w:b/>
+          <w:bCs/>
+          <w:sz w:val="20"/>
+          <w:szCs w:val="20"/>
+          <w:lang w:val="en-US"/>
+        </w:rPr>
+        <w:t>npm init</w:t>
+      </w:r>
       <w:r>
         <w:rPr>
           <w:rFonts w:cstheme="minorHAnsi"/>
@@ -2279,79 +2171,8 @@
           <w:szCs w:val="20"/>
           <w:lang w:val="en-US"/>
         </w:rPr>
-        <w:t xml:space="preserve">Syntax to add – </w:t>
-      </w:r>
-      <w:proofErr w:type="spellStart"/>
-      <w:r>
-        <w:rPr>
-          <w:rFonts w:cstheme="minorHAnsi"/>
-          <w:sz w:val="20"/>
-          <w:szCs w:val="20"/>
-          <w:lang w:val="en-US"/>
-        </w:rPr>
-        <w:t>npm</w:t>
-      </w:r>
-      <w:proofErr w:type="spellEnd"/>
-      <w:r>
-        <w:rPr>
-          <w:rFonts w:cstheme="minorHAnsi"/>
-          <w:sz w:val="20"/>
-          <w:szCs w:val="20"/>
-          <w:lang w:val="en-US"/>
-        </w:rPr>
-        <w:t xml:space="preserve"> install -D </w:t>
-      </w:r>
-      <w:proofErr w:type="spellStart"/>
-      <w:r>
-        <w:rPr>
-          <w:rFonts w:cstheme="minorHAnsi"/>
-          <w:sz w:val="20"/>
-          <w:szCs w:val="20"/>
-          <w:lang w:val="en-US"/>
-        </w:rPr>
-        <w:t>nameOfModule</w:t>
-      </w:r>
-      <w:proofErr w:type="spellEnd"/>
-      <w:r>
-        <w:rPr>
-          <w:rFonts w:cstheme="minorHAnsi"/>
-          <w:sz w:val="20"/>
-          <w:szCs w:val="20"/>
-          <w:lang w:val="en-US"/>
-        </w:rPr>
-        <w:t xml:space="preserve"> / </w:t>
-      </w:r>
-      <w:proofErr w:type="spellStart"/>
-      <w:r>
-        <w:rPr>
-          <w:rFonts w:cstheme="minorHAnsi"/>
-          <w:sz w:val="20"/>
-          <w:szCs w:val="20"/>
-          <w:lang w:val="en-US"/>
-        </w:rPr>
-        <w:t>npm</w:t>
-      </w:r>
-      <w:proofErr w:type="spellEnd"/>
-      <w:r>
-        <w:rPr>
-          <w:rFonts w:cstheme="minorHAnsi"/>
-          <w:sz w:val="20"/>
-          <w:szCs w:val="20"/>
-          <w:lang w:val="en-US"/>
-        </w:rPr>
-        <w:t xml:space="preserve"> install -g </w:t>
-      </w:r>
-      <w:proofErr w:type="spellStart"/>
-      <w:r>
-        <w:rPr>
-          <w:rFonts w:cstheme="minorHAnsi"/>
-          <w:sz w:val="20"/>
-          <w:szCs w:val="20"/>
-          <w:lang w:val="en-US"/>
-        </w:rPr>
-        <w:t>nameOfModule</w:t>
-      </w:r>
-      <w:proofErr w:type="spellEnd"/>
+        <w:t>Syntax to add – npm install -D nameOfModule / npm install -g nameOfModule</w:t>
+      </w:r>
     </w:p>
     <w:p>
       <w:pPr>
@@ -3817,6 +3638,7 @@
   <w:style w:type="character" w:default="1" w:styleId="DefaultParagraphFont">
     <w:name w:val="Default Paragraph Font"/>
     <w:uiPriority w:val="1"/>
+    <w:semiHidden/>
     <w:unhideWhenUsed/>
   </w:style>
   <w:style w:type="table" w:default="1" w:styleId="TableNormal">
